--- a/Implementation_Plan_Gesture_Control.docx
+++ b/Implementation_Plan_Gesture_Control.docx
@@ -142,14 +142,14 @@
         </w:tblCellMar>
       </w:tblPr>
       <w:tblGrid>
-        <w:gridCol w:w="2999"/>
-        <w:gridCol w:w="6361"/>
+        <w:gridCol w:w="2998"/>
+        <w:gridCol w:w="6362"/>
       </w:tblGrid>
       <w:tr>
         <w:trPr/>
         <w:tc>
           <w:tcPr>
-            <w:tcW w:w="2999" w:type="dxa"/>
+            <w:tcW w:w="2998" w:type="dxa"/>
             <w:tcBorders>
               <w:top w:val="single" w:sz="2" w:space="0" w:color="B2DFDB"/>
               <w:start w:val="single" w:sz="2" w:space="0" w:color="B2DFDB"/>
@@ -180,7 +180,7 @@
         </w:tc>
         <w:tc>
           <w:tcPr>
-            <w:tcW w:w="6361" w:type="dxa"/>
+            <w:tcW w:w="6362" w:type="dxa"/>
             <w:tcBorders>
               <w:top w:val="single" w:sz="2" w:space="0" w:color="B2DFDB"/>
               <w:start w:val="single" w:sz="2" w:space="0" w:color="B2DFDB"/>
@@ -205,29 +205,7 @@
                 <w:sz w:val="20"/>
                 <w:szCs w:val="20"/>
               </w:rPr>
-              <w:t>[</w:t>
-            </w:r>
-            <w:r>
-              <w:rPr>
-                <w:rFonts w:eastAsia="Calibri" w:cs="Calibri"/>
-                <w:b w:val="false"/>
-                <w:bCs w:val="false"/>
-                <w:color w:val="111111"/>
-                <w:sz w:val="20"/>
-                <w:szCs w:val="20"/>
-              </w:rPr>
-              <w:t>Mukhammaddiyor Abdulazimov</w:t>
-            </w:r>
-            <w:r>
-              <w:rPr>
-                <w:rFonts w:eastAsia="Calibri" w:cs="Calibri"/>
-                <w:b w:val="false"/>
-                <w:bCs w:val="false"/>
-                <w:color w:val="111111"/>
-                <w:sz w:val="20"/>
-                <w:szCs w:val="20"/>
-              </w:rPr>
-              <w:t>]</w:t>
+              <w:t>[Mukhammaddiyor Abdulazimov]</w:t>
             </w:r>
           </w:p>
         </w:tc>
@@ -236,7 +214,7 @@
         <w:trPr/>
         <w:tc>
           <w:tcPr>
-            <w:tcW w:w="2999" w:type="dxa"/>
+            <w:tcW w:w="2998" w:type="dxa"/>
             <w:tcBorders>
               <w:top w:val="single" w:sz="2" w:space="0" w:color="B2DFDB"/>
               <w:start w:val="single" w:sz="2" w:space="0" w:color="B2DFDB"/>
@@ -267,7 +245,7 @@
         </w:tc>
         <w:tc>
           <w:tcPr>
-            <w:tcW w:w="6361" w:type="dxa"/>
+            <w:tcW w:w="6362" w:type="dxa"/>
             <w:tcBorders>
               <w:top w:val="single" w:sz="2" w:space="0" w:color="B2DFDB"/>
               <w:start w:val="single" w:sz="2" w:space="0" w:color="B2DFDB"/>
@@ -292,29 +270,7 @@
                 <w:sz w:val="20"/>
                 <w:szCs w:val="20"/>
               </w:rPr>
-              <w:t>[</w:t>
-            </w:r>
-            <w:r>
-              <w:rPr>
-                <w:rFonts w:eastAsia="Calibri" w:cs="Calibri"/>
-                <w:b w:val="false"/>
-                <w:bCs w:val="false"/>
-                <w:color w:val="111111"/>
-                <w:sz w:val="20"/>
-                <w:szCs w:val="20"/>
-              </w:rPr>
-              <w:t>2024145029W</w:t>
-            </w:r>
-            <w:r>
-              <w:rPr>
-                <w:rFonts w:eastAsia="Calibri" w:cs="Calibri"/>
-                <w:b w:val="false"/>
-                <w:bCs w:val="false"/>
-                <w:color w:val="111111"/>
-                <w:sz w:val="20"/>
-                <w:szCs w:val="20"/>
-              </w:rPr>
-              <w:t>]</w:t>
+              <w:t>[2024145029W]</w:t>
             </w:r>
           </w:p>
         </w:tc>
@@ -323,7 +279,7 @@
         <w:trPr/>
         <w:tc>
           <w:tcPr>
-            <w:tcW w:w="2999" w:type="dxa"/>
+            <w:tcW w:w="2998" w:type="dxa"/>
             <w:tcBorders>
               <w:top w:val="single" w:sz="2" w:space="0" w:color="B2DFDB"/>
               <w:start w:val="single" w:sz="2" w:space="0" w:color="B2DFDB"/>
@@ -354,7 +310,7 @@
         </w:tc>
         <w:tc>
           <w:tcPr>
-            <w:tcW w:w="6361" w:type="dxa"/>
+            <w:tcW w:w="6362" w:type="dxa"/>
             <w:tcBorders>
               <w:top w:val="single" w:sz="2" w:space="0" w:color="B2DFDB"/>
               <w:start w:val="single" w:sz="2" w:space="0" w:color="B2DFDB"/>
@@ -379,7 +335,7 @@
                 <w:sz w:val="20"/>
                 <w:szCs w:val="20"/>
               </w:rPr>
-              <w:t>Computer Vision &amp; Interaction Systems</w:t>
+              <w:t>Innovative Cognition and Practice</w:t>
             </w:r>
           </w:p>
         </w:tc>
@@ -388,7 +344,7 @@
         <w:trPr/>
         <w:tc>
           <w:tcPr>
-            <w:tcW w:w="2999" w:type="dxa"/>
+            <w:tcW w:w="2998" w:type="dxa"/>
             <w:tcBorders>
               <w:top w:val="single" w:sz="2" w:space="0" w:color="B2DFDB"/>
               <w:start w:val="single" w:sz="2" w:space="0" w:color="B2DFDB"/>
@@ -419,7 +375,7 @@
         </w:tc>
         <w:tc>
           <w:tcPr>
-            <w:tcW w:w="6361" w:type="dxa"/>
+            <w:tcW w:w="6362" w:type="dxa"/>
             <w:tcBorders>
               <w:top w:val="single" w:sz="2" w:space="0" w:color="B2DFDB"/>
               <w:start w:val="single" w:sz="2" w:space="0" w:color="B2DFDB"/>
@@ -444,7 +400,7 @@
                 <w:sz w:val="20"/>
                 <w:szCs w:val="20"/>
               </w:rPr>
-              <w:t>[Instructor Name]</w:t>
+              <w:t>Luan Kuan</w:t>
             </w:r>
           </w:p>
         </w:tc>
@@ -453,7 +409,7 @@
         <w:trPr/>
         <w:tc>
           <w:tcPr>
-            <w:tcW w:w="2999" w:type="dxa"/>
+            <w:tcW w:w="2998" w:type="dxa"/>
             <w:tcBorders>
               <w:top w:val="single" w:sz="2" w:space="0" w:color="B2DFDB"/>
               <w:start w:val="single" w:sz="2" w:space="0" w:color="B2DFDB"/>
@@ -484,7 +440,7 @@
         </w:tc>
         <w:tc>
           <w:tcPr>
-            <w:tcW w:w="6361" w:type="dxa"/>
+            <w:tcW w:w="6362" w:type="dxa"/>
             <w:tcBorders>
               <w:top w:val="single" w:sz="2" w:space="0" w:color="B2DFDB"/>
               <w:start w:val="single" w:sz="2" w:space="0" w:color="B2DFDB"/>
@@ -518,7 +474,7 @@
         <w:trPr/>
         <w:tc>
           <w:tcPr>
-            <w:tcW w:w="2999" w:type="dxa"/>
+            <w:tcW w:w="2998" w:type="dxa"/>
             <w:tcBorders>
               <w:top w:val="single" w:sz="2" w:space="0" w:color="B2DFDB"/>
               <w:start w:val="single" w:sz="2" w:space="0" w:color="B2DFDB"/>
@@ -549,7 +505,7 @@
         </w:tc>
         <w:tc>
           <w:tcPr>
-            <w:tcW w:w="6361" w:type="dxa"/>
+            <w:tcW w:w="6362" w:type="dxa"/>
             <w:tcBorders>
               <w:top w:val="single" w:sz="2" w:space="0" w:color="B2DFDB"/>
               <w:start w:val="single" w:sz="2" w:space="0" w:color="B2DFDB"/>
@@ -583,7 +539,7 @@
         <w:trPr/>
         <w:tc>
           <w:tcPr>
-            <w:tcW w:w="2999" w:type="dxa"/>
+            <w:tcW w:w="2998" w:type="dxa"/>
             <w:tcBorders>
               <w:top w:val="single" w:sz="2" w:space="0" w:color="B2DFDB"/>
               <w:start w:val="single" w:sz="2" w:space="0" w:color="B2DFDB"/>
@@ -614,7 +570,7 @@
         </w:tc>
         <w:tc>
           <w:tcPr>
-            <w:tcW w:w="6361" w:type="dxa"/>
+            <w:tcW w:w="6362" w:type="dxa"/>
             <w:tcBorders>
               <w:top w:val="single" w:sz="2" w:space="0" w:color="B2DFDB"/>
               <w:start w:val="single" w:sz="2" w:space="0" w:color="B2DFDB"/>
@@ -648,7 +604,7 @@
         <w:trPr/>
         <w:tc>
           <w:tcPr>
-            <w:tcW w:w="2999" w:type="dxa"/>
+            <w:tcW w:w="2998" w:type="dxa"/>
             <w:tcBorders>
               <w:top w:val="single" w:sz="2" w:space="0" w:color="B2DFDB"/>
               <w:start w:val="single" w:sz="2" w:space="0" w:color="B2DFDB"/>
@@ -679,7 +635,7 @@
         </w:tc>
         <w:tc>
           <w:tcPr>
-            <w:tcW w:w="6361" w:type="dxa"/>
+            <w:tcW w:w="6362" w:type="dxa"/>
             <w:tcBorders>
               <w:top w:val="single" w:sz="2" w:space="0" w:color="B2DFDB"/>
               <w:start w:val="single" w:sz="2" w:space="0" w:color="B2DFDB"/>
@@ -785,7 +741,7 @@
       </w:pPr>
       <w:r>
         <w:rPr>
-          <w:rFonts w:eastAsia="Calibri" w:cs="Calibri" w:ascii="Calibri" w:hAnsi="Calibri"/>
+          <w:rFonts w:eastAsia="Calibri" w:cs="Calibri"/>
           <w:b/>
           <w:bCs/>
           <w:color w:val="1A2B4A"/>
@@ -803,7 +759,7 @@
       </w:pPr>
       <w:r>
         <w:rPr>
-          <w:rFonts w:eastAsia="Calibri" w:cs="Calibri" w:ascii="Calibri" w:hAnsi="Calibri"/>
+          <w:rFonts w:eastAsia="Calibri" w:cs="Calibri"/>
           <w:b/>
           <w:bCs/>
           <w:color w:val="00897B"/>
@@ -841,7 +797,7 @@
       </w:pPr>
       <w:r>
         <w:rPr>
-          <w:rFonts w:eastAsia="Calibri" w:cs="Calibri" w:ascii="Calibri" w:hAnsi="Calibri"/>
+          <w:rFonts w:eastAsia="Calibri" w:cs="Calibri"/>
           <w:b/>
           <w:bCs/>
           <w:color w:val="00897B"/>
@@ -856,7 +812,7 @@
         <w:pStyle w:val="ListParagraph"/>
         <w:numPr>
           <w:ilvl w:val="0"/>
-          <w:numId w:val="4"/>
+          <w:numId w:val="6"/>
         </w:numPr>
         <w:spacing w:before="40" w:after="40"/>
         <w:rPr/>
@@ -876,7 +832,7 @@
         <w:pStyle w:val="ListParagraph"/>
         <w:numPr>
           <w:ilvl w:val="0"/>
-          <w:numId w:val="1"/>
+          <w:numId w:val="3"/>
         </w:numPr>
         <w:spacing w:before="40" w:after="40"/>
         <w:rPr/>
@@ -896,7 +852,7 @@
         <w:pStyle w:val="ListParagraph"/>
         <w:numPr>
           <w:ilvl w:val="0"/>
-          <w:numId w:val="1"/>
+          <w:numId w:val="3"/>
         </w:numPr>
         <w:spacing w:before="40" w:after="40"/>
         <w:rPr/>
@@ -916,7 +872,7 @@
         <w:pStyle w:val="ListParagraph"/>
         <w:numPr>
           <w:ilvl w:val="0"/>
-          <w:numId w:val="1"/>
+          <w:numId w:val="3"/>
         </w:numPr>
         <w:spacing w:before="40" w:after="40"/>
         <w:rPr/>
@@ -936,7 +892,7 @@
         <w:pStyle w:val="ListParagraph"/>
         <w:numPr>
           <w:ilvl w:val="0"/>
-          <w:numId w:val="1"/>
+          <w:numId w:val="3"/>
         </w:numPr>
         <w:spacing w:before="40" w:after="40"/>
         <w:rPr/>
@@ -956,7 +912,7 @@
         <w:pStyle w:val="ListParagraph"/>
         <w:numPr>
           <w:ilvl w:val="0"/>
-          <w:numId w:val="1"/>
+          <w:numId w:val="3"/>
         </w:numPr>
         <w:spacing w:before="40" w:after="40"/>
         <w:rPr/>
@@ -976,7 +932,7 @@
         <w:pStyle w:val="ListParagraph"/>
         <w:numPr>
           <w:ilvl w:val="0"/>
-          <w:numId w:val="1"/>
+          <w:numId w:val="3"/>
         </w:numPr>
         <w:spacing w:before="40" w:after="40"/>
         <w:rPr/>
@@ -1008,7 +964,7 @@
       </w:pPr>
       <w:r>
         <w:rPr>
-          <w:rFonts w:eastAsia="Calibri" w:cs="Calibri" w:ascii="Calibri" w:hAnsi="Calibri"/>
+          <w:rFonts w:eastAsia="Calibri" w:cs="Calibri"/>
           <w:b/>
           <w:bCs/>
           <w:color w:val="00897B"/>
@@ -1032,14 +988,14 @@
         </w:tblCellMar>
       </w:tblPr>
       <w:tblGrid>
-        <w:gridCol w:w="2999"/>
-        <w:gridCol w:w="6361"/>
+        <w:gridCol w:w="2998"/>
+        <w:gridCol w:w="6362"/>
       </w:tblGrid>
       <w:tr>
         <w:trPr/>
         <w:tc>
           <w:tcPr>
-            <w:tcW w:w="2999" w:type="dxa"/>
+            <w:tcW w:w="2998" w:type="dxa"/>
             <w:tcBorders>
               <w:top w:val="single" w:sz="2" w:space="0" w:color="B2DFDB"/>
               <w:start w:val="single" w:sz="2" w:space="0" w:color="B2DFDB"/>
@@ -1070,7 +1026,7 @@
         </w:tc>
         <w:tc>
           <w:tcPr>
-            <w:tcW w:w="6361" w:type="dxa"/>
+            <w:tcW w:w="6362" w:type="dxa"/>
             <w:tcBorders>
               <w:top w:val="single" w:sz="2" w:space="0" w:color="B2DFDB"/>
               <w:start w:val="single" w:sz="2" w:space="0" w:color="B2DFDB"/>
@@ -1115,7 +1071,7 @@
         <w:trPr/>
         <w:tc>
           <w:tcPr>
-            <w:tcW w:w="2999" w:type="dxa"/>
+            <w:tcW w:w="2998" w:type="dxa"/>
             <w:tcBorders>
               <w:top w:val="single" w:sz="2" w:space="0" w:color="B2DFDB"/>
               <w:start w:val="single" w:sz="2" w:space="0" w:color="B2DFDB"/>
@@ -1146,7 +1102,7 @@
         </w:tc>
         <w:tc>
           <w:tcPr>
-            <w:tcW w:w="6361" w:type="dxa"/>
+            <w:tcW w:w="6362" w:type="dxa"/>
             <w:tcBorders>
               <w:top w:val="single" w:sz="2" w:space="0" w:color="B2DFDB"/>
               <w:start w:val="single" w:sz="2" w:space="0" w:color="B2DFDB"/>
@@ -1191,7 +1147,7 @@
         <w:trPr/>
         <w:tc>
           <w:tcPr>
-            <w:tcW w:w="2999" w:type="dxa"/>
+            <w:tcW w:w="2998" w:type="dxa"/>
             <w:tcBorders>
               <w:top w:val="single" w:sz="2" w:space="0" w:color="B2DFDB"/>
               <w:start w:val="single" w:sz="2" w:space="0" w:color="B2DFDB"/>
@@ -1222,7 +1178,7 @@
         </w:tc>
         <w:tc>
           <w:tcPr>
-            <w:tcW w:w="6361" w:type="dxa"/>
+            <w:tcW w:w="6362" w:type="dxa"/>
             <w:tcBorders>
               <w:top w:val="single" w:sz="2" w:space="0" w:color="B2DFDB"/>
               <w:start w:val="single" w:sz="2" w:space="0" w:color="B2DFDB"/>
@@ -1256,7 +1212,7 @@
         <w:trPr/>
         <w:tc>
           <w:tcPr>
-            <w:tcW w:w="2999" w:type="dxa"/>
+            <w:tcW w:w="2998" w:type="dxa"/>
             <w:tcBorders>
               <w:top w:val="single" w:sz="2" w:space="0" w:color="B2DFDB"/>
               <w:start w:val="single" w:sz="2" w:space="0" w:color="B2DFDB"/>
@@ -1287,7 +1243,7 @@
         </w:tc>
         <w:tc>
           <w:tcPr>
-            <w:tcW w:w="6361" w:type="dxa"/>
+            <w:tcW w:w="6362" w:type="dxa"/>
             <w:tcBorders>
               <w:top w:val="single" w:sz="2" w:space="0" w:color="B2DFDB"/>
               <w:start w:val="single" w:sz="2" w:space="0" w:color="B2DFDB"/>
@@ -1321,7 +1277,7 @@
         <w:trPr/>
         <w:tc>
           <w:tcPr>
-            <w:tcW w:w="2999" w:type="dxa"/>
+            <w:tcW w:w="2998" w:type="dxa"/>
             <w:tcBorders>
               <w:top w:val="single" w:sz="2" w:space="0" w:color="B2DFDB"/>
               <w:start w:val="single" w:sz="2" w:space="0" w:color="B2DFDB"/>
@@ -1352,7 +1308,7 @@
         </w:tc>
         <w:tc>
           <w:tcPr>
-            <w:tcW w:w="6361" w:type="dxa"/>
+            <w:tcW w:w="6362" w:type="dxa"/>
             <w:tcBorders>
               <w:top w:val="single" w:sz="2" w:space="0" w:color="B2DFDB"/>
               <w:start w:val="single" w:sz="2" w:space="0" w:color="B2DFDB"/>
@@ -1386,7 +1342,7 @@
         <w:trPr/>
         <w:tc>
           <w:tcPr>
-            <w:tcW w:w="2999" w:type="dxa"/>
+            <w:tcW w:w="2998" w:type="dxa"/>
             <w:tcBorders>
               <w:top w:val="single" w:sz="2" w:space="0" w:color="B2DFDB"/>
               <w:start w:val="single" w:sz="2" w:space="0" w:color="B2DFDB"/>
@@ -1417,7 +1373,7 @@
         </w:tc>
         <w:tc>
           <w:tcPr>
-            <w:tcW w:w="6361" w:type="dxa"/>
+            <w:tcW w:w="6362" w:type="dxa"/>
             <w:tcBorders>
               <w:top w:val="single" w:sz="2" w:space="0" w:color="B2DFDB"/>
               <w:start w:val="single" w:sz="2" w:space="0" w:color="B2DFDB"/>
@@ -1469,7 +1425,7 @@
       </w:pPr>
       <w:r>
         <w:rPr>
-          <w:rFonts w:eastAsia="Calibri" w:cs="Calibri" w:ascii="Calibri" w:hAnsi="Calibri"/>
+          <w:rFonts w:eastAsia="Calibri" w:cs="Calibri"/>
           <w:b/>
           <w:bCs/>
           <w:color w:val="1A2B4A"/>
@@ -1487,7 +1443,7 @@
       </w:pPr>
       <w:r>
         <w:rPr>
-          <w:rFonts w:eastAsia="Calibri" w:cs="Calibri" w:ascii="Calibri" w:hAnsi="Calibri"/>
+          <w:rFonts w:eastAsia="Calibri" w:cs="Calibri"/>
           <w:b/>
           <w:bCs/>
           <w:color w:val="00897B"/>
@@ -1522,7 +1478,7 @@
         <w:pStyle w:val="ListParagraph"/>
         <w:numPr>
           <w:ilvl w:val="0"/>
-          <w:numId w:val="5"/>
+          <w:numId w:val="7"/>
         </w:numPr>
         <w:spacing w:before="40" w:after="40"/>
         <w:rPr/>
@@ -1542,7 +1498,7 @@
         <w:pStyle w:val="ListParagraph"/>
         <w:numPr>
           <w:ilvl w:val="0"/>
-          <w:numId w:val="2"/>
+          <w:numId w:val="4"/>
         </w:numPr>
         <w:spacing w:before="40" w:after="40"/>
         <w:rPr/>
@@ -1562,7 +1518,7 @@
         <w:pStyle w:val="ListParagraph"/>
         <w:numPr>
           <w:ilvl w:val="0"/>
-          <w:numId w:val="2"/>
+          <w:numId w:val="4"/>
         </w:numPr>
         <w:spacing w:before="40" w:after="40"/>
         <w:rPr/>
@@ -1582,7 +1538,7 @@
         <w:pStyle w:val="ListParagraph"/>
         <w:numPr>
           <w:ilvl w:val="0"/>
-          <w:numId w:val="2"/>
+          <w:numId w:val="4"/>
         </w:numPr>
         <w:spacing w:before="40" w:after="40"/>
         <w:rPr/>
@@ -1602,7 +1558,7 @@
         <w:pStyle w:val="ListParagraph"/>
         <w:numPr>
           <w:ilvl w:val="0"/>
-          <w:numId w:val="2"/>
+          <w:numId w:val="4"/>
         </w:numPr>
         <w:spacing w:before="40" w:after="40"/>
         <w:rPr/>
@@ -1622,7 +1578,7 @@
         <w:pStyle w:val="ListParagraph"/>
         <w:numPr>
           <w:ilvl w:val="0"/>
-          <w:numId w:val="2"/>
+          <w:numId w:val="4"/>
         </w:numPr>
         <w:spacing w:before="40" w:after="40"/>
         <w:rPr/>
@@ -1654,7 +1610,7 @@
       </w:pPr>
       <w:r>
         <w:rPr>
-          <w:rFonts w:eastAsia="Calibri" w:cs="Calibri" w:ascii="Calibri" w:hAnsi="Calibri"/>
+          <w:rFonts w:eastAsia="Calibri" w:cs="Calibri"/>
           <w:b/>
           <w:bCs/>
           <w:color w:val="00897B"/>
@@ -1707,14 +1663,14 @@
         </w:tblCellMar>
       </w:tblPr>
       <w:tblGrid>
-        <w:gridCol w:w="2999"/>
-        <w:gridCol w:w="6361"/>
+        <w:gridCol w:w="2998"/>
+        <w:gridCol w:w="6362"/>
       </w:tblGrid>
       <w:tr>
         <w:trPr/>
         <w:tc>
           <w:tcPr>
-            <w:tcW w:w="2999" w:type="dxa"/>
+            <w:tcW w:w="2998" w:type="dxa"/>
             <w:tcBorders>
               <w:top w:val="single" w:sz="2" w:space="0" w:color="B2DFDB"/>
               <w:start w:val="single" w:sz="2" w:space="0" w:color="B2DFDB"/>
@@ -1745,7 +1701,7 @@
         </w:tc>
         <w:tc>
           <w:tcPr>
-            <w:tcW w:w="6361" w:type="dxa"/>
+            <w:tcW w:w="6362" w:type="dxa"/>
             <w:tcBorders>
               <w:top w:val="single" w:sz="2" w:space="0" w:color="B2DFDB"/>
               <w:start w:val="single" w:sz="2" w:space="0" w:color="B2DFDB"/>
@@ -1779,7 +1735,7 @@
         <w:trPr/>
         <w:tc>
           <w:tcPr>
-            <w:tcW w:w="2999" w:type="dxa"/>
+            <w:tcW w:w="2998" w:type="dxa"/>
             <w:tcBorders>
               <w:top w:val="single" w:sz="2" w:space="0" w:color="B2DFDB"/>
               <w:start w:val="single" w:sz="2" w:space="0" w:color="B2DFDB"/>
@@ -1810,7 +1766,7 @@
         </w:tc>
         <w:tc>
           <w:tcPr>
-            <w:tcW w:w="6361" w:type="dxa"/>
+            <w:tcW w:w="6362" w:type="dxa"/>
             <w:tcBorders>
               <w:top w:val="single" w:sz="2" w:space="0" w:color="B2DFDB"/>
               <w:start w:val="single" w:sz="2" w:space="0" w:color="B2DFDB"/>
@@ -1844,7 +1800,7 @@
         <w:trPr/>
         <w:tc>
           <w:tcPr>
-            <w:tcW w:w="2999" w:type="dxa"/>
+            <w:tcW w:w="2998" w:type="dxa"/>
             <w:tcBorders>
               <w:top w:val="single" w:sz="2" w:space="0" w:color="B2DFDB"/>
               <w:start w:val="single" w:sz="2" w:space="0" w:color="B2DFDB"/>
@@ -1875,7 +1831,7 @@
         </w:tc>
         <w:tc>
           <w:tcPr>
-            <w:tcW w:w="6361" w:type="dxa"/>
+            <w:tcW w:w="6362" w:type="dxa"/>
             <w:tcBorders>
               <w:top w:val="single" w:sz="2" w:space="0" w:color="B2DFDB"/>
               <w:start w:val="single" w:sz="2" w:space="0" w:color="B2DFDB"/>
@@ -1909,7 +1865,7 @@
         <w:trPr/>
         <w:tc>
           <w:tcPr>
-            <w:tcW w:w="2999" w:type="dxa"/>
+            <w:tcW w:w="2998" w:type="dxa"/>
             <w:tcBorders>
               <w:top w:val="single" w:sz="2" w:space="0" w:color="B2DFDB"/>
               <w:start w:val="single" w:sz="2" w:space="0" w:color="B2DFDB"/>
@@ -1940,7 +1896,7 @@
         </w:tc>
         <w:tc>
           <w:tcPr>
-            <w:tcW w:w="6361" w:type="dxa"/>
+            <w:tcW w:w="6362" w:type="dxa"/>
             <w:tcBorders>
               <w:top w:val="single" w:sz="2" w:space="0" w:color="B2DFDB"/>
               <w:start w:val="single" w:sz="2" w:space="0" w:color="B2DFDB"/>
@@ -1974,7 +1930,7 @@
         <w:trPr/>
         <w:tc>
           <w:tcPr>
-            <w:tcW w:w="2999" w:type="dxa"/>
+            <w:tcW w:w="2998" w:type="dxa"/>
             <w:tcBorders>
               <w:top w:val="single" w:sz="2" w:space="0" w:color="B2DFDB"/>
               <w:start w:val="single" w:sz="2" w:space="0" w:color="B2DFDB"/>
@@ -2005,7 +1961,7 @@
         </w:tc>
         <w:tc>
           <w:tcPr>
-            <w:tcW w:w="6361" w:type="dxa"/>
+            <w:tcW w:w="6362" w:type="dxa"/>
             <w:tcBorders>
               <w:top w:val="single" w:sz="2" w:space="0" w:color="B2DFDB"/>
               <w:start w:val="single" w:sz="2" w:space="0" w:color="B2DFDB"/>
@@ -2039,7 +1995,7 @@
         <w:trPr/>
         <w:tc>
           <w:tcPr>
-            <w:tcW w:w="2999" w:type="dxa"/>
+            <w:tcW w:w="2998" w:type="dxa"/>
             <w:tcBorders>
               <w:top w:val="single" w:sz="2" w:space="0" w:color="B2DFDB"/>
               <w:start w:val="single" w:sz="2" w:space="0" w:color="B2DFDB"/>
@@ -2070,7 +2026,7 @@
         </w:tc>
         <w:tc>
           <w:tcPr>
-            <w:tcW w:w="6361" w:type="dxa"/>
+            <w:tcW w:w="6362" w:type="dxa"/>
             <w:tcBorders>
               <w:top w:val="single" w:sz="2" w:space="0" w:color="B2DFDB"/>
               <w:start w:val="single" w:sz="2" w:space="0" w:color="B2DFDB"/>
@@ -2104,7 +2060,7 @@
         <w:trPr/>
         <w:tc>
           <w:tcPr>
-            <w:tcW w:w="2999" w:type="dxa"/>
+            <w:tcW w:w="2998" w:type="dxa"/>
             <w:tcBorders>
               <w:top w:val="single" w:sz="2" w:space="0" w:color="B2DFDB"/>
               <w:start w:val="single" w:sz="2" w:space="0" w:color="B2DFDB"/>
@@ -2135,7 +2091,7 @@
         </w:tc>
         <w:tc>
           <w:tcPr>
-            <w:tcW w:w="6361" w:type="dxa"/>
+            <w:tcW w:w="6362" w:type="dxa"/>
             <w:tcBorders>
               <w:top w:val="single" w:sz="2" w:space="0" w:color="B2DFDB"/>
               <w:start w:val="single" w:sz="2" w:space="0" w:color="B2DFDB"/>
@@ -2169,7 +2125,7 @@
         <w:trPr/>
         <w:tc>
           <w:tcPr>
-            <w:tcW w:w="2999" w:type="dxa"/>
+            <w:tcW w:w="2998" w:type="dxa"/>
             <w:tcBorders>
               <w:top w:val="single" w:sz="2" w:space="0" w:color="B2DFDB"/>
               <w:start w:val="single" w:sz="2" w:space="0" w:color="B2DFDB"/>
@@ -2200,7 +2156,7 @@
         </w:tc>
         <w:tc>
           <w:tcPr>
-            <w:tcW w:w="6361" w:type="dxa"/>
+            <w:tcW w:w="6362" w:type="dxa"/>
             <w:tcBorders>
               <w:top w:val="single" w:sz="2" w:space="0" w:color="B2DFDB"/>
               <w:start w:val="single" w:sz="2" w:space="0" w:color="B2DFDB"/>
@@ -2234,7 +2190,7 @@
         <w:trPr/>
         <w:tc>
           <w:tcPr>
-            <w:tcW w:w="2999" w:type="dxa"/>
+            <w:tcW w:w="2998" w:type="dxa"/>
             <w:tcBorders>
               <w:top w:val="single" w:sz="2" w:space="0" w:color="B2DFDB"/>
               <w:start w:val="single" w:sz="2" w:space="0" w:color="B2DFDB"/>
@@ -2265,7 +2221,7 @@
         </w:tc>
         <w:tc>
           <w:tcPr>
-            <w:tcW w:w="6361" w:type="dxa"/>
+            <w:tcW w:w="6362" w:type="dxa"/>
             <w:tcBorders>
               <w:top w:val="single" w:sz="2" w:space="0" w:color="B2DFDB"/>
               <w:start w:val="single" w:sz="2" w:space="0" w:color="B2DFDB"/>
@@ -2299,7 +2255,7 @@
         <w:trPr/>
         <w:tc>
           <w:tcPr>
-            <w:tcW w:w="2999" w:type="dxa"/>
+            <w:tcW w:w="2998" w:type="dxa"/>
             <w:tcBorders>
               <w:top w:val="single" w:sz="2" w:space="0" w:color="B2DFDB"/>
               <w:start w:val="single" w:sz="2" w:space="0" w:color="B2DFDB"/>
@@ -2330,7 +2286,7 @@
         </w:tc>
         <w:tc>
           <w:tcPr>
-            <w:tcW w:w="6361" w:type="dxa"/>
+            <w:tcW w:w="6362" w:type="dxa"/>
             <w:tcBorders>
               <w:top w:val="single" w:sz="2" w:space="0" w:color="B2DFDB"/>
               <w:start w:val="single" w:sz="2" w:space="0" w:color="B2DFDB"/>
@@ -2364,7 +2320,7 @@
         <w:trPr/>
         <w:tc>
           <w:tcPr>
-            <w:tcW w:w="2999" w:type="dxa"/>
+            <w:tcW w:w="2998" w:type="dxa"/>
             <w:tcBorders>
               <w:top w:val="single" w:sz="2" w:space="0" w:color="B2DFDB"/>
               <w:start w:val="single" w:sz="2" w:space="0" w:color="B2DFDB"/>
@@ -2395,7 +2351,7 @@
         </w:tc>
         <w:tc>
           <w:tcPr>
-            <w:tcW w:w="6361" w:type="dxa"/>
+            <w:tcW w:w="6362" w:type="dxa"/>
             <w:tcBorders>
               <w:top w:val="single" w:sz="2" w:space="0" w:color="B2DFDB"/>
               <w:start w:val="single" w:sz="2" w:space="0" w:color="B2DFDB"/>
@@ -2429,7 +2385,7 @@
         <w:trPr/>
         <w:tc>
           <w:tcPr>
-            <w:tcW w:w="2999" w:type="dxa"/>
+            <w:tcW w:w="2998" w:type="dxa"/>
             <w:tcBorders>
               <w:top w:val="single" w:sz="2" w:space="0" w:color="B2DFDB"/>
               <w:start w:val="single" w:sz="2" w:space="0" w:color="B2DFDB"/>
@@ -2460,7 +2416,7 @@
         </w:tc>
         <w:tc>
           <w:tcPr>
-            <w:tcW w:w="6361" w:type="dxa"/>
+            <w:tcW w:w="6362" w:type="dxa"/>
             <w:tcBorders>
               <w:top w:val="single" w:sz="2" w:space="0" w:color="B2DFDB"/>
               <w:start w:val="single" w:sz="2" w:space="0" w:color="B2DFDB"/>
@@ -2494,7 +2450,7 @@
         <w:trPr/>
         <w:tc>
           <w:tcPr>
-            <w:tcW w:w="2999" w:type="dxa"/>
+            <w:tcW w:w="2998" w:type="dxa"/>
             <w:tcBorders>
               <w:top w:val="single" w:sz="2" w:space="0" w:color="B2DFDB"/>
               <w:start w:val="single" w:sz="2" w:space="0" w:color="B2DFDB"/>
@@ -2525,7 +2481,7 @@
         </w:tc>
         <w:tc>
           <w:tcPr>
-            <w:tcW w:w="6361" w:type="dxa"/>
+            <w:tcW w:w="6362" w:type="dxa"/>
             <w:tcBorders>
               <w:top w:val="single" w:sz="2" w:space="0" w:color="B2DFDB"/>
               <w:start w:val="single" w:sz="2" w:space="0" w:color="B2DFDB"/>
@@ -2559,7 +2515,7 @@
         <w:trPr/>
         <w:tc>
           <w:tcPr>
-            <w:tcW w:w="2999" w:type="dxa"/>
+            <w:tcW w:w="2998" w:type="dxa"/>
             <w:tcBorders>
               <w:top w:val="single" w:sz="2" w:space="0" w:color="B2DFDB"/>
               <w:start w:val="single" w:sz="2" w:space="0" w:color="B2DFDB"/>
@@ -2590,7 +2546,7 @@
         </w:tc>
         <w:tc>
           <w:tcPr>
-            <w:tcW w:w="6361" w:type="dxa"/>
+            <w:tcW w:w="6362" w:type="dxa"/>
             <w:tcBorders>
               <w:top w:val="single" w:sz="2" w:space="0" w:color="B2DFDB"/>
               <w:start w:val="single" w:sz="2" w:space="0" w:color="B2DFDB"/>
@@ -2638,7 +2594,7 @@
       </w:pPr>
       <w:r>
         <w:rPr>
-          <w:rFonts w:eastAsia="Calibri" w:cs="Calibri" w:ascii="Calibri" w:hAnsi="Calibri"/>
+          <w:rFonts w:eastAsia="Calibri" w:cs="Calibri"/>
           <w:b/>
           <w:bCs/>
           <w:color w:val="00897B"/>
@@ -2673,7 +2629,7 @@
         <w:pStyle w:val="ListParagraph"/>
         <w:numPr>
           <w:ilvl w:val="0"/>
-          <w:numId w:val="1"/>
+          <w:numId w:val="3"/>
         </w:numPr>
         <w:spacing w:before="40" w:after="40"/>
         <w:rPr/>
@@ -2693,7 +2649,7 @@
         <w:pStyle w:val="ListParagraph"/>
         <w:numPr>
           <w:ilvl w:val="0"/>
-          <w:numId w:val="1"/>
+          <w:numId w:val="3"/>
         </w:numPr>
         <w:spacing w:before="40" w:after="40"/>
         <w:rPr/>
@@ -2713,7 +2669,7 @@
         <w:pStyle w:val="ListParagraph"/>
         <w:numPr>
           <w:ilvl w:val="0"/>
-          <w:numId w:val="1"/>
+          <w:numId w:val="3"/>
         </w:numPr>
         <w:spacing w:before="40" w:after="40"/>
         <w:rPr/>
@@ -2733,7 +2689,7 @@
         <w:pStyle w:val="ListParagraph"/>
         <w:numPr>
           <w:ilvl w:val="0"/>
-          <w:numId w:val="1"/>
+          <w:numId w:val="3"/>
         </w:numPr>
         <w:spacing w:before="40" w:after="40"/>
         <w:rPr/>
@@ -2769,7 +2725,7 @@
       </w:pPr>
       <w:r>
         <w:rPr>
-          <w:rFonts w:eastAsia="Calibri" w:cs="Calibri" w:ascii="Calibri" w:hAnsi="Calibri"/>
+          <w:rFonts w:eastAsia="Calibri" w:cs="Calibri"/>
           <w:b/>
           <w:bCs/>
           <w:color w:val="1A2B4A"/>
@@ -2822,11 +2778,11 @@
         </w:tblCellMar>
       </w:tblPr>
       <w:tblGrid>
-        <w:gridCol w:w="399"/>
-        <w:gridCol w:w="2201"/>
+        <w:gridCol w:w="398"/>
+        <w:gridCol w:w="2202"/>
         <w:gridCol w:w="2600"/>
-        <w:gridCol w:w="1999"/>
-        <w:gridCol w:w="2161"/>
+        <w:gridCol w:w="1998"/>
+        <w:gridCol w:w="2162"/>
       </w:tblGrid>
       <w:tr>
         <w:trPr>
@@ -2834,7 +2790,7 @@
         </w:trPr>
         <w:tc>
           <w:tcPr>
-            <w:tcW w:w="399" w:type="dxa"/>
+            <w:tcW w:w="398" w:type="dxa"/>
             <w:tcBorders>
               <w:top w:val="single" w:sz="2" w:space="0" w:color="B2DFDB"/>
               <w:start w:val="single" w:sz="2" w:space="0" w:color="B2DFDB"/>
@@ -2865,7 +2821,7 @@
         </w:tc>
         <w:tc>
           <w:tcPr>
-            <w:tcW w:w="2201" w:type="dxa"/>
+            <w:tcW w:w="2202" w:type="dxa"/>
             <w:tcBorders>
               <w:top w:val="single" w:sz="2" w:space="0" w:color="B2DFDB"/>
               <w:start w:val="single" w:sz="2" w:space="0" w:color="B2DFDB"/>
@@ -2927,7 +2883,7 @@
         </w:tc>
         <w:tc>
           <w:tcPr>
-            <w:tcW w:w="1999" w:type="dxa"/>
+            <w:tcW w:w="1998" w:type="dxa"/>
             <w:tcBorders>
               <w:top w:val="single" w:sz="2" w:space="0" w:color="B2DFDB"/>
               <w:start w:val="single" w:sz="2" w:space="0" w:color="B2DFDB"/>
@@ -2958,7 +2914,7 @@
         </w:tc>
         <w:tc>
           <w:tcPr>
-            <w:tcW w:w="2161" w:type="dxa"/>
+            <w:tcW w:w="2162" w:type="dxa"/>
             <w:tcBorders>
               <w:top w:val="single" w:sz="2" w:space="0" w:color="B2DFDB"/>
               <w:start w:val="single" w:sz="2" w:space="0" w:color="B2DFDB"/>
@@ -2992,7 +2948,7 @@
         <w:trPr/>
         <w:tc>
           <w:tcPr>
-            <w:tcW w:w="399" w:type="dxa"/>
+            <w:tcW w:w="398" w:type="dxa"/>
             <w:tcBorders>
               <w:top w:val="single" w:sz="2" w:space="0" w:color="B2DFDB"/>
               <w:start w:val="single" w:sz="2" w:space="0" w:color="B2DFDB"/>
@@ -3027,7 +2983,7 @@
         </w:tc>
         <w:tc>
           <w:tcPr>
-            <w:tcW w:w="2201" w:type="dxa"/>
+            <w:tcW w:w="2202" w:type="dxa"/>
             <w:tcBorders>
               <w:top w:val="single" w:sz="2" w:space="0" w:color="B2DFDB"/>
               <w:start w:val="single" w:sz="2" w:space="0" w:color="B2DFDB"/>
@@ -3097,7 +3053,7 @@
         </w:tc>
         <w:tc>
           <w:tcPr>
-            <w:tcW w:w="1999" w:type="dxa"/>
+            <w:tcW w:w="1998" w:type="dxa"/>
             <w:tcBorders>
               <w:top w:val="single" w:sz="2" w:space="0" w:color="B2DFDB"/>
               <w:start w:val="single" w:sz="2" w:space="0" w:color="B2DFDB"/>
@@ -3132,7 +3088,7 @@
         </w:tc>
         <w:tc>
           <w:tcPr>
-            <w:tcW w:w="2161" w:type="dxa"/>
+            <w:tcW w:w="2162" w:type="dxa"/>
             <w:tcBorders>
               <w:top w:val="single" w:sz="2" w:space="0" w:color="B2DFDB"/>
               <w:start w:val="single" w:sz="2" w:space="0" w:color="B2DFDB"/>
@@ -3181,7 +3137,7 @@
         <w:trPr/>
         <w:tc>
           <w:tcPr>
-            <w:tcW w:w="399" w:type="dxa"/>
+            <w:tcW w:w="398" w:type="dxa"/>
             <w:tcBorders>
               <w:top w:val="single" w:sz="2" w:space="0" w:color="B2DFDB"/>
               <w:start w:val="single" w:sz="2" w:space="0" w:color="B2DFDB"/>
@@ -3216,7 +3172,7 @@
         </w:tc>
         <w:tc>
           <w:tcPr>
-            <w:tcW w:w="2201" w:type="dxa"/>
+            <w:tcW w:w="2202" w:type="dxa"/>
             <w:tcBorders>
               <w:top w:val="single" w:sz="2" w:space="0" w:color="B2DFDB"/>
               <w:start w:val="single" w:sz="2" w:space="0" w:color="B2DFDB"/>
@@ -3286,7 +3242,7 @@
         </w:tc>
         <w:tc>
           <w:tcPr>
-            <w:tcW w:w="1999" w:type="dxa"/>
+            <w:tcW w:w="1998" w:type="dxa"/>
             <w:tcBorders>
               <w:top w:val="single" w:sz="2" w:space="0" w:color="B2DFDB"/>
               <w:start w:val="single" w:sz="2" w:space="0" w:color="B2DFDB"/>
@@ -3321,7 +3277,7 @@
         </w:tc>
         <w:tc>
           <w:tcPr>
-            <w:tcW w:w="2161" w:type="dxa"/>
+            <w:tcW w:w="2162" w:type="dxa"/>
             <w:tcBorders>
               <w:top w:val="single" w:sz="2" w:space="0" w:color="B2DFDB"/>
               <w:start w:val="single" w:sz="2" w:space="0" w:color="B2DFDB"/>
@@ -3370,7 +3326,7 @@
         <w:trPr/>
         <w:tc>
           <w:tcPr>
-            <w:tcW w:w="399" w:type="dxa"/>
+            <w:tcW w:w="398" w:type="dxa"/>
             <w:tcBorders>
               <w:top w:val="single" w:sz="2" w:space="0" w:color="B2DFDB"/>
               <w:start w:val="single" w:sz="2" w:space="0" w:color="B2DFDB"/>
@@ -3405,7 +3361,7 @@
         </w:tc>
         <w:tc>
           <w:tcPr>
-            <w:tcW w:w="2201" w:type="dxa"/>
+            <w:tcW w:w="2202" w:type="dxa"/>
             <w:tcBorders>
               <w:top w:val="single" w:sz="2" w:space="0" w:color="B2DFDB"/>
               <w:start w:val="single" w:sz="2" w:space="0" w:color="B2DFDB"/>
@@ -3475,7 +3431,7 @@
         </w:tc>
         <w:tc>
           <w:tcPr>
-            <w:tcW w:w="1999" w:type="dxa"/>
+            <w:tcW w:w="1998" w:type="dxa"/>
             <w:tcBorders>
               <w:top w:val="single" w:sz="2" w:space="0" w:color="B2DFDB"/>
               <w:start w:val="single" w:sz="2" w:space="0" w:color="B2DFDB"/>
@@ -3510,7 +3466,7 @@
         </w:tc>
         <w:tc>
           <w:tcPr>
-            <w:tcW w:w="2161" w:type="dxa"/>
+            <w:tcW w:w="2162" w:type="dxa"/>
             <w:tcBorders>
               <w:top w:val="single" w:sz="2" w:space="0" w:color="B2DFDB"/>
               <w:start w:val="single" w:sz="2" w:space="0" w:color="B2DFDB"/>
@@ -3559,7 +3515,7 @@
         <w:trPr/>
         <w:tc>
           <w:tcPr>
-            <w:tcW w:w="399" w:type="dxa"/>
+            <w:tcW w:w="398" w:type="dxa"/>
             <w:tcBorders>
               <w:top w:val="single" w:sz="2" w:space="0" w:color="B2DFDB"/>
               <w:start w:val="single" w:sz="2" w:space="0" w:color="B2DFDB"/>
@@ -3594,7 +3550,7 @@
         </w:tc>
         <w:tc>
           <w:tcPr>
-            <w:tcW w:w="2201" w:type="dxa"/>
+            <w:tcW w:w="2202" w:type="dxa"/>
             <w:tcBorders>
               <w:top w:val="single" w:sz="2" w:space="0" w:color="B2DFDB"/>
               <w:start w:val="single" w:sz="2" w:space="0" w:color="B2DFDB"/>
@@ -3664,7 +3620,7 @@
         </w:tc>
         <w:tc>
           <w:tcPr>
-            <w:tcW w:w="1999" w:type="dxa"/>
+            <w:tcW w:w="1998" w:type="dxa"/>
             <w:tcBorders>
               <w:top w:val="single" w:sz="2" w:space="0" w:color="B2DFDB"/>
               <w:start w:val="single" w:sz="2" w:space="0" w:color="B2DFDB"/>
@@ -3699,7 +3655,7 @@
         </w:tc>
         <w:tc>
           <w:tcPr>
-            <w:tcW w:w="2161" w:type="dxa"/>
+            <w:tcW w:w="2162" w:type="dxa"/>
             <w:tcBorders>
               <w:top w:val="single" w:sz="2" w:space="0" w:color="B2DFDB"/>
               <w:start w:val="single" w:sz="2" w:space="0" w:color="B2DFDB"/>
@@ -3748,7 +3704,7 @@
         <w:trPr/>
         <w:tc>
           <w:tcPr>
-            <w:tcW w:w="399" w:type="dxa"/>
+            <w:tcW w:w="398" w:type="dxa"/>
             <w:tcBorders>
               <w:top w:val="single" w:sz="2" w:space="0" w:color="B2DFDB"/>
               <w:start w:val="single" w:sz="2" w:space="0" w:color="B2DFDB"/>
@@ -3783,7 +3739,7 @@
         </w:tc>
         <w:tc>
           <w:tcPr>
-            <w:tcW w:w="2201" w:type="dxa"/>
+            <w:tcW w:w="2202" w:type="dxa"/>
             <w:tcBorders>
               <w:top w:val="single" w:sz="2" w:space="0" w:color="B2DFDB"/>
               <w:start w:val="single" w:sz="2" w:space="0" w:color="B2DFDB"/>
@@ -3853,7 +3809,7 @@
         </w:tc>
         <w:tc>
           <w:tcPr>
-            <w:tcW w:w="1999" w:type="dxa"/>
+            <w:tcW w:w="1998" w:type="dxa"/>
             <w:tcBorders>
               <w:top w:val="single" w:sz="2" w:space="0" w:color="B2DFDB"/>
               <w:start w:val="single" w:sz="2" w:space="0" w:color="B2DFDB"/>
@@ -3888,7 +3844,7 @@
         </w:tc>
         <w:tc>
           <w:tcPr>
-            <w:tcW w:w="2161" w:type="dxa"/>
+            <w:tcW w:w="2162" w:type="dxa"/>
             <w:tcBorders>
               <w:top w:val="single" w:sz="2" w:space="0" w:color="B2DFDB"/>
               <w:start w:val="single" w:sz="2" w:space="0" w:color="B2DFDB"/>
@@ -3937,7 +3893,7 @@
         <w:trPr/>
         <w:tc>
           <w:tcPr>
-            <w:tcW w:w="399" w:type="dxa"/>
+            <w:tcW w:w="398" w:type="dxa"/>
             <w:tcBorders>
               <w:top w:val="single" w:sz="2" w:space="0" w:color="B2DFDB"/>
               <w:start w:val="single" w:sz="2" w:space="0" w:color="B2DFDB"/>
@@ -3972,7 +3928,7 @@
         </w:tc>
         <w:tc>
           <w:tcPr>
-            <w:tcW w:w="2201" w:type="dxa"/>
+            <w:tcW w:w="2202" w:type="dxa"/>
             <w:tcBorders>
               <w:top w:val="single" w:sz="2" w:space="0" w:color="B2DFDB"/>
               <w:start w:val="single" w:sz="2" w:space="0" w:color="B2DFDB"/>
@@ -4042,7 +3998,7 @@
         </w:tc>
         <w:tc>
           <w:tcPr>
-            <w:tcW w:w="1999" w:type="dxa"/>
+            <w:tcW w:w="1998" w:type="dxa"/>
             <w:tcBorders>
               <w:top w:val="single" w:sz="2" w:space="0" w:color="B2DFDB"/>
               <w:start w:val="single" w:sz="2" w:space="0" w:color="B2DFDB"/>
@@ -4077,7 +4033,7 @@
         </w:tc>
         <w:tc>
           <w:tcPr>
-            <w:tcW w:w="2161" w:type="dxa"/>
+            <w:tcW w:w="2162" w:type="dxa"/>
             <w:tcBorders>
               <w:top w:val="single" w:sz="2" w:space="0" w:color="B2DFDB"/>
               <w:start w:val="single" w:sz="2" w:space="0" w:color="B2DFDB"/>
@@ -4126,7 +4082,7 @@
         <w:trPr/>
         <w:tc>
           <w:tcPr>
-            <w:tcW w:w="399" w:type="dxa"/>
+            <w:tcW w:w="398" w:type="dxa"/>
             <w:tcBorders>
               <w:top w:val="single" w:sz="2" w:space="0" w:color="B2DFDB"/>
               <w:start w:val="single" w:sz="2" w:space="0" w:color="B2DFDB"/>
@@ -4161,7 +4117,7 @@
         </w:tc>
         <w:tc>
           <w:tcPr>
-            <w:tcW w:w="2201" w:type="dxa"/>
+            <w:tcW w:w="2202" w:type="dxa"/>
             <w:tcBorders>
               <w:top w:val="single" w:sz="2" w:space="0" w:color="B2DFDB"/>
               <w:start w:val="single" w:sz="2" w:space="0" w:color="B2DFDB"/>
@@ -4231,7 +4187,7 @@
         </w:tc>
         <w:tc>
           <w:tcPr>
-            <w:tcW w:w="1999" w:type="dxa"/>
+            <w:tcW w:w="1998" w:type="dxa"/>
             <w:tcBorders>
               <w:top w:val="single" w:sz="2" w:space="0" w:color="B2DFDB"/>
               <w:start w:val="single" w:sz="2" w:space="0" w:color="B2DFDB"/>
@@ -4266,7 +4222,7 @@
         </w:tc>
         <w:tc>
           <w:tcPr>
-            <w:tcW w:w="2161" w:type="dxa"/>
+            <w:tcW w:w="2162" w:type="dxa"/>
             <w:tcBorders>
               <w:top w:val="single" w:sz="2" w:space="0" w:color="B2DFDB"/>
               <w:start w:val="single" w:sz="2" w:space="0" w:color="B2DFDB"/>
@@ -4315,7 +4271,7 @@
         <w:trPr/>
         <w:tc>
           <w:tcPr>
-            <w:tcW w:w="399" w:type="dxa"/>
+            <w:tcW w:w="398" w:type="dxa"/>
             <w:tcBorders>
               <w:top w:val="single" w:sz="2" w:space="0" w:color="B2DFDB"/>
               <w:start w:val="single" w:sz="2" w:space="0" w:color="B2DFDB"/>
@@ -4350,7 +4306,7 @@
         </w:tc>
         <w:tc>
           <w:tcPr>
-            <w:tcW w:w="2201" w:type="dxa"/>
+            <w:tcW w:w="2202" w:type="dxa"/>
             <w:tcBorders>
               <w:top w:val="single" w:sz="2" w:space="0" w:color="B2DFDB"/>
               <w:start w:val="single" w:sz="2" w:space="0" w:color="B2DFDB"/>
@@ -4420,7 +4376,7 @@
         </w:tc>
         <w:tc>
           <w:tcPr>
-            <w:tcW w:w="1999" w:type="dxa"/>
+            <w:tcW w:w="1998" w:type="dxa"/>
             <w:tcBorders>
               <w:top w:val="single" w:sz="2" w:space="0" w:color="B2DFDB"/>
               <w:start w:val="single" w:sz="2" w:space="0" w:color="B2DFDB"/>
@@ -4455,7 +4411,7 @@
         </w:tc>
         <w:tc>
           <w:tcPr>
-            <w:tcW w:w="2161" w:type="dxa"/>
+            <w:tcW w:w="2162" w:type="dxa"/>
             <w:tcBorders>
               <w:top w:val="single" w:sz="2" w:space="0" w:color="B2DFDB"/>
               <w:start w:val="single" w:sz="2" w:space="0" w:color="B2DFDB"/>
@@ -4504,7 +4460,7 @@
         <w:trPr/>
         <w:tc>
           <w:tcPr>
-            <w:tcW w:w="399" w:type="dxa"/>
+            <w:tcW w:w="398" w:type="dxa"/>
             <w:tcBorders>
               <w:top w:val="single" w:sz="2" w:space="0" w:color="B2DFDB"/>
               <w:start w:val="single" w:sz="2" w:space="0" w:color="B2DFDB"/>
@@ -4539,7 +4495,7 @@
         </w:tc>
         <w:tc>
           <w:tcPr>
-            <w:tcW w:w="2201" w:type="dxa"/>
+            <w:tcW w:w="2202" w:type="dxa"/>
             <w:tcBorders>
               <w:top w:val="single" w:sz="2" w:space="0" w:color="B2DFDB"/>
               <w:start w:val="single" w:sz="2" w:space="0" w:color="B2DFDB"/>
@@ -4609,7 +4565,7 @@
         </w:tc>
         <w:tc>
           <w:tcPr>
-            <w:tcW w:w="1999" w:type="dxa"/>
+            <w:tcW w:w="1998" w:type="dxa"/>
             <w:tcBorders>
               <w:top w:val="single" w:sz="2" w:space="0" w:color="B2DFDB"/>
               <w:start w:val="single" w:sz="2" w:space="0" w:color="B2DFDB"/>
@@ -4644,7 +4600,7 @@
         </w:tc>
         <w:tc>
           <w:tcPr>
-            <w:tcW w:w="2161" w:type="dxa"/>
+            <w:tcW w:w="2162" w:type="dxa"/>
             <w:tcBorders>
               <w:top w:val="single" w:sz="2" w:space="0" w:color="B2DFDB"/>
               <w:start w:val="single" w:sz="2" w:space="0" w:color="B2DFDB"/>
@@ -4693,7 +4649,7 @@
         <w:trPr/>
         <w:tc>
           <w:tcPr>
-            <w:tcW w:w="399" w:type="dxa"/>
+            <w:tcW w:w="398" w:type="dxa"/>
             <w:tcBorders>
               <w:top w:val="single" w:sz="2" w:space="0" w:color="B2DFDB"/>
               <w:start w:val="single" w:sz="2" w:space="0" w:color="B2DFDB"/>
@@ -4728,7 +4684,7 @@
         </w:tc>
         <w:tc>
           <w:tcPr>
-            <w:tcW w:w="2201" w:type="dxa"/>
+            <w:tcW w:w="2202" w:type="dxa"/>
             <w:tcBorders>
               <w:top w:val="single" w:sz="2" w:space="0" w:color="B2DFDB"/>
               <w:start w:val="single" w:sz="2" w:space="0" w:color="B2DFDB"/>
@@ -4798,7 +4754,7 @@
         </w:tc>
         <w:tc>
           <w:tcPr>
-            <w:tcW w:w="1999" w:type="dxa"/>
+            <w:tcW w:w="1998" w:type="dxa"/>
             <w:tcBorders>
               <w:top w:val="single" w:sz="2" w:space="0" w:color="B2DFDB"/>
               <w:start w:val="single" w:sz="2" w:space="0" w:color="B2DFDB"/>
@@ -4833,7 +4789,7 @@
         </w:tc>
         <w:tc>
           <w:tcPr>
-            <w:tcW w:w="2161" w:type="dxa"/>
+            <w:tcW w:w="2162" w:type="dxa"/>
             <w:tcBorders>
               <w:top w:val="single" w:sz="2" w:space="0" w:color="B2DFDB"/>
               <w:start w:val="single" w:sz="2" w:space="0" w:color="B2DFDB"/>
@@ -4882,7 +4838,7 @@
         <w:trPr/>
         <w:tc>
           <w:tcPr>
-            <w:tcW w:w="399" w:type="dxa"/>
+            <w:tcW w:w="398" w:type="dxa"/>
             <w:tcBorders>
               <w:top w:val="single" w:sz="2" w:space="0" w:color="B2DFDB"/>
               <w:start w:val="single" w:sz="2" w:space="0" w:color="B2DFDB"/>
@@ -4917,7 +4873,7 @@
         </w:tc>
         <w:tc>
           <w:tcPr>
-            <w:tcW w:w="2201" w:type="dxa"/>
+            <w:tcW w:w="2202" w:type="dxa"/>
             <w:tcBorders>
               <w:top w:val="single" w:sz="2" w:space="0" w:color="B2DFDB"/>
               <w:start w:val="single" w:sz="2" w:space="0" w:color="B2DFDB"/>
@@ -4987,7 +4943,7 @@
         </w:tc>
         <w:tc>
           <w:tcPr>
-            <w:tcW w:w="1999" w:type="dxa"/>
+            <w:tcW w:w="1998" w:type="dxa"/>
             <w:tcBorders>
               <w:top w:val="single" w:sz="2" w:space="0" w:color="B2DFDB"/>
               <w:start w:val="single" w:sz="2" w:space="0" w:color="B2DFDB"/>
@@ -5022,7 +4978,7 @@
         </w:tc>
         <w:tc>
           <w:tcPr>
-            <w:tcW w:w="2161" w:type="dxa"/>
+            <w:tcW w:w="2162" w:type="dxa"/>
             <w:tcBorders>
               <w:top w:val="single" w:sz="2" w:space="0" w:color="B2DFDB"/>
               <w:start w:val="single" w:sz="2" w:space="0" w:color="B2DFDB"/>
@@ -5071,7 +5027,7 @@
         <w:trPr/>
         <w:tc>
           <w:tcPr>
-            <w:tcW w:w="399" w:type="dxa"/>
+            <w:tcW w:w="398" w:type="dxa"/>
             <w:tcBorders>
               <w:top w:val="single" w:sz="2" w:space="0" w:color="B2DFDB"/>
               <w:start w:val="single" w:sz="2" w:space="0" w:color="B2DFDB"/>
@@ -5106,7 +5062,7 @@
         </w:tc>
         <w:tc>
           <w:tcPr>
-            <w:tcW w:w="2201" w:type="dxa"/>
+            <w:tcW w:w="2202" w:type="dxa"/>
             <w:tcBorders>
               <w:top w:val="single" w:sz="2" w:space="0" w:color="B2DFDB"/>
               <w:start w:val="single" w:sz="2" w:space="0" w:color="B2DFDB"/>
@@ -5176,7 +5132,7 @@
         </w:tc>
         <w:tc>
           <w:tcPr>
-            <w:tcW w:w="1999" w:type="dxa"/>
+            <w:tcW w:w="1998" w:type="dxa"/>
             <w:tcBorders>
               <w:top w:val="single" w:sz="2" w:space="0" w:color="B2DFDB"/>
               <w:start w:val="single" w:sz="2" w:space="0" w:color="B2DFDB"/>
@@ -5211,7 +5167,7 @@
         </w:tc>
         <w:tc>
           <w:tcPr>
-            <w:tcW w:w="2161" w:type="dxa"/>
+            <w:tcW w:w="2162" w:type="dxa"/>
             <w:tcBorders>
               <w:top w:val="single" w:sz="2" w:space="0" w:color="B2DFDB"/>
               <w:start w:val="single" w:sz="2" w:space="0" w:color="B2DFDB"/>
@@ -5260,7 +5216,7 @@
         <w:trPr/>
         <w:tc>
           <w:tcPr>
-            <w:tcW w:w="399" w:type="dxa"/>
+            <w:tcW w:w="398" w:type="dxa"/>
             <w:tcBorders>
               <w:top w:val="single" w:sz="2" w:space="0" w:color="B2DFDB"/>
               <w:start w:val="single" w:sz="2" w:space="0" w:color="B2DFDB"/>
@@ -5295,7 +5251,7 @@
         </w:tc>
         <w:tc>
           <w:tcPr>
-            <w:tcW w:w="2201" w:type="dxa"/>
+            <w:tcW w:w="2202" w:type="dxa"/>
             <w:tcBorders>
               <w:top w:val="single" w:sz="2" w:space="0" w:color="B2DFDB"/>
               <w:start w:val="single" w:sz="2" w:space="0" w:color="B2DFDB"/>
@@ -5365,7 +5321,7 @@
         </w:tc>
         <w:tc>
           <w:tcPr>
-            <w:tcW w:w="1999" w:type="dxa"/>
+            <w:tcW w:w="1998" w:type="dxa"/>
             <w:tcBorders>
               <w:top w:val="single" w:sz="2" w:space="0" w:color="B2DFDB"/>
               <w:start w:val="single" w:sz="2" w:space="0" w:color="B2DFDB"/>
@@ -5400,7 +5356,7 @@
         </w:tc>
         <w:tc>
           <w:tcPr>
-            <w:tcW w:w="2161" w:type="dxa"/>
+            <w:tcW w:w="2162" w:type="dxa"/>
             <w:tcBorders>
               <w:top w:val="single" w:sz="2" w:space="0" w:color="B2DFDB"/>
               <w:start w:val="single" w:sz="2" w:space="0" w:color="B2DFDB"/>
@@ -5449,7 +5405,7 @@
         <w:trPr/>
         <w:tc>
           <w:tcPr>
-            <w:tcW w:w="399" w:type="dxa"/>
+            <w:tcW w:w="398" w:type="dxa"/>
             <w:tcBorders>
               <w:top w:val="single" w:sz="2" w:space="0" w:color="B2DFDB"/>
               <w:start w:val="single" w:sz="2" w:space="0" w:color="B2DFDB"/>
@@ -5484,7 +5440,7 @@
         </w:tc>
         <w:tc>
           <w:tcPr>
-            <w:tcW w:w="2201" w:type="dxa"/>
+            <w:tcW w:w="2202" w:type="dxa"/>
             <w:tcBorders>
               <w:top w:val="single" w:sz="2" w:space="0" w:color="B2DFDB"/>
               <w:start w:val="single" w:sz="2" w:space="0" w:color="B2DFDB"/>
@@ -5554,7 +5510,7 @@
         </w:tc>
         <w:tc>
           <w:tcPr>
-            <w:tcW w:w="1999" w:type="dxa"/>
+            <w:tcW w:w="1998" w:type="dxa"/>
             <w:tcBorders>
               <w:top w:val="single" w:sz="2" w:space="0" w:color="B2DFDB"/>
               <w:start w:val="single" w:sz="2" w:space="0" w:color="B2DFDB"/>
@@ -5589,7 +5545,7 @@
         </w:tc>
         <w:tc>
           <w:tcPr>
-            <w:tcW w:w="2161" w:type="dxa"/>
+            <w:tcW w:w="2162" w:type="dxa"/>
             <w:tcBorders>
               <w:top w:val="single" w:sz="2" w:space="0" w:color="B2DFDB"/>
               <w:start w:val="single" w:sz="2" w:space="0" w:color="B2DFDB"/>
@@ -5638,7 +5594,7 @@
         <w:trPr/>
         <w:tc>
           <w:tcPr>
-            <w:tcW w:w="399" w:type="dxa"/>
+            <w:tcW w:w="398" w:type="dxa"/>
             <w:tcBorders>
               <w:top w:val="single" w:sz="2" w:space="0" w:color="B2DFDB"/>
               <w:start w:val="single" w:sz="2" w:space="0" w:color="B2DFDB"/>
@@ -5673,7 +5629,7 @@
         </w:tc>
         <w:tc>
           <w:tcPr>
-            <w:tcW w:w="2201" w:type="dxa"/>
+            <w:tcW w:w="2202" w:type="dxa"/>
             <w:tcBorders>
               <w:top w:val="single" w:sz="2" w:space="0" w:color="B2DFDB"/>
               <w:start w:val="single" w:sz="2" w:space="0" w:color="B2DFDB"/>
@@ -5743,7 +5699,7 @@
         </w:tc>
         <w:tc>
           <w:tcPr>
-            <w:tcW w:w="1999" w:type="dxa"/>
+            <w:tcW w:w="1998" w:type="dxa"/>
             <w:tcBorders>
               <w:top w:val="single" w:sz="2" w:space="0" w:color="B2DFDB"/>
               <w:start w:val="single" w:sz="2" w:space="0" w:color="B2DFDB"/>
@@ -5778,7 +5734,7 @@
         </w:tc>
         <w:tc>
           <w:tcPr>
-            <w:tcW w:w="2161" w:type="dxa"/>
+            <w:tcW w:w="2162" w:type="dxa"/>
             <w:tcBorders>
               <w:top w:val="single" w:sz="2" w:space="0" w:color="B2DFDB"/>
               <w:start w:val="single" w:sz="2" w:space="0" w:color="B2DFDB"/>
@@ -5827,7 +5783,7 @@
         <w:trPr/>
         <w:tc>
           <w:tcPr>
-            <w:tcW w:w="399" w:type="dxa"/>
+            <w:tcW w:w="398" w:type="dxa"/>
             <w:tcBorders>
               <w:top w:val="single" w:sz="2" w:space="0" w:color="B2DFDB"/>
               <w:start w:val="single" w:sz="2" w:space="0" w:color="B2DFDB"/>
@@ -5862,7 +5818,7 @@
         </w:tc>
         <w:tc>
           <w:tcPr>
-            <w:tcW w:w="2201" w:type="dxa"/>
+            <w:tcW w:w="2202" w:type="dxa"/>
             <w:tcBorders>
               <w:top w:val="single" w:sz="2" w:space="0" w:color="B2DFDB"/>
               <w:start w:val="single" w:sz="2" w:space="0" w:color="B2DFDB"/>
@@ -5932,7 +5888,7 @@
         </w:tc>
         <w:tc>
           <w:tcPr>
-            <w:tcW w:w="1999" w:type="dxa"/>
+            <w:tcW w:w="1998" w:type="dxa"/>
             <w:tcBorders>
               <w:top w:val="single" w:sz="2" w:space="0" w:color="B2DFDB"/>
               <w:start w:val="single" w:sz="2" w:space="0" w:color="B2DFDB"/>
@@ -5967,7 +5923,7 @@
         </w:tc>
         <w:tc>
           <w:tcPr>
-            <w:tcW w:w="2161" w:type="dxa"/>
+            <w:tcW w:w="2162" w:type="dxa"/>
             <w:tcBorders>
               <w:top w:val="single" w:sz="2" w:space="0" w:color="B2DFDB"/>
               <w:start w:val="single" w:sz="2" w:space="0" w:color="B2DFDB"/>
@@ -6030,7 +5986,7 @@
       </w:pPr>
       <w:r>
         <w:rPr>
-          <w:rFonts w:eastAsia="Calibri" w:cs="Calibri" w:ascii="Calibri" w:hAnsi="Calibri"/>
+          <w:rFonts w:eastAsia="Calibri" w:cs="Calibri"/>
           <w:b/>
           <w:bCs/>
           <w:color w:val="00897B"/>
@@ -6124,7 +6080,7 @@
       </w:pPr>
       <w:r>
         <w:rPr>
-          <w:rFonts w:eastAsia="Calibri" w:cs="Calibri" w:ascii="Calibri" w:hAnsi="Calibri"/>
+          <w:rFonts w:eastAsia="Calibri" w:cs="Calibri"/>
           <w:b/>
           <w:bCs/>
           <w:color w:val="00897B"/>
@@ -6408,7 +6364,7 @@
       </w:pPr>
       <w:r>
         <w:rPr>
-          <w:rFonts w:eastAsia="Calibri" w:cs="Calibri" w:ascii="Calibri" w:hAnsi="Calibri"/>
+          <w:rFonts w:eastAsia="Calibri" w:cs="Calibri"/>
           <w:b/>
           <w:bCs/>
           <w:color w:val="00897B"/>
@@ -6553,7 +6509,7 @@
       </w:pPr>
       <w:r>
         <w:rPr>
-          <w:rFonts w:eastAsia="Calibri" w:cs="Calibri" w:ascii="Calibri" w:hAnsi="Calibri"/>
+          <w:rFonts w:eastAsia="Calibri" w:cs="Calibri"/>
           <w:b/>
           <w:bCs/>
           <w:color w:val="1A2B4A"/>
@@ -6577,8 +6533,8 @@
         </w:tblCellMar>
       </w:tblPr>
       <w:tblGrid>
-        <w:gridCol w:w="2199"/>
-        <w:gridCol w:w="2401"/>
+        <w:gridCol w:w="2198"/>
+        <w:gridCol w:w="2402"/>
         <w:gridCol w:w="4760"/>
       </w:tblGrid>
       <w:tr>
@@ -6587,7 +6543,7 @@
         </w:trPr>
         <w:tc>
           <w:tcPr>
-            <w:tcW w:w="2199" w:type="dxa"/>
+            <w:tcW w:w="2198" w:type="dxa"/>
             <w:tcBorders>
               <w:top w:val="single" w:sz="2" w:space="0" w:color="B2DFDB"/>
               <w:start w:val="single" w:sz="2" w:space="0" w:color="B2DFDB"/>
@@ -6618,7 +6574,7 @@
         </w:tc>
         <w:tc>
           <w:tcPr>
-            <w:tcW w:w="2401" w:type="dxa"/>
+            <w:tcW w:w="2402" w:type="dxa"/>
             <w:tcBorders>
               <w:top w:val="single" w:sz="2" w:space="0" w:color="B2DFDB"/>
               <w:start w:val="single" w:sz="2" w:space="0" w:color="B2DFDB"/>
@@ -6683,7 +6639,7 @@
         <w:trPr/>
         <w:tc>
           <w:tcPr>
-            <w:tcW w:w="2199" w:type="dxa"/>
+            <w:tcW w:w="2198" w:type="dxa"/>
             <w:tcBorders>
               <w:top w:val="single" w:sz="2" w:space="0" w:color="B2DFDB"/>
               <w:start w:val="single" w:sz="2" w:space="0" w:color="B2DFDB"/>
@@ -6718,7 +6674,7 @@
         </w:tc>
         <w:tc>
           <w:tcPr>
-            <w:tcW w:w="2401" w:type="dxa"/>
+            <w:tcW w:w="2402" w:type="dxa"/>
             <w:tcBorders>
               <w:top w:val="single" w:sz="2" w:space="0" w:color="B2DFDB"/>
               <w:start w:val="single" w:sz="2" w:space="0" w:color="B2DFDB"/>
@@ -6802,7 +6758,7 @@
         <w:trPr/>
         <w:tc>
           <w:tcPr>
-            <w:tcW w:w="2199" w:type="dxa"/>
+            <w:tcW w:w="2198" w:type="dxa"/>
             <w:tcBorders>
               <w:top w:val="single" w:sz="2" w:space="0" w:color="B2DFDB"/>
               <w:start w:val="single" w:sz="2" w:space="0" w:color="B2DFDB"/>
@@ -6837,7 +6793,7 @@
         </w:tc>
         <w:tc>
           <w:tcPr>
-            <w:tcW w:w="2401" w:type="dxa"/>
+            <w:tcW w:w="2402" w:type="dxa"/>
             <w:tcBorders>
               <w:top w:val="single" w:sz="2" w:space="0" w:color="B2DFDB"/>
               <w:start w:val="single" w:sz="2" w:space="0" w:color="B2DFDB"/>
@@ -6921,7 +6877,7 @@
         <w:trPr/>
         <w:tc>
           <w:tcPr>
-            <w:tcW w:w="2199" w:type="dxa"/>
+            <w:tcW w:w="2198" w:type="dxa"/>
             <w:tcBorders>
               <w:top w:val="single" w:sz="2" w:space="0" w:color="B2DFDB"/>
               <w:start w:val="single" w:sz="2" w:space="0" w:color="B2DFDB"/>
@@ -6956,7 +6912,7 @@
         </w:tc>
         <w:tc>
           <w:tcPr>
-            <w:tcW w:w="2401" w:type="dxa"/>
+            <w:tcW w:w="2402" w:type="dxa"/>
             <w:tcBorders>
               <w:top w:val="single" w:sz="2" w:space="0" w:color="B2DFDB"/>
               <w:start w:val="single" w:sz="2" w:space="0" w:color="B2DFDB"/>
@@ -7040,7 +6996,7 @@
         <w:trPr/>
         <w:tc>
           <w:tcPr>
-            <w:tcW w:w="2199" w:type="dxa"/>
+            <w:tcW w:w="2198" w:type="dxa"/>
             <w:tcBorders>
               <w:top w:val="single" w:sz="2" w:space="0" w:color="B2DFDB"/>
               <w:start w:val="single" w:sz="2" w:space="0" w:color="B2DFDB"/>
@@ -7075,7 +7031,7 @@
         </w:tc>
         <w:tc>
           <w:tcPr>
-            <w:tcW w:w="2401" w:type="dxa"/>
+            <w:tcW w:w="2402" w:type="dxa"/>
             <w:tcBorders>
               <w:top w:val="single" w:sz="2" w:space="0" w:color="B2DFDB"/>
               <w:start w:val="single" w:sz="2" w:space="0" w:color="B2DFDB"/>
@@ -7159,7 +7115,7 @@
         <w:trPr/>
         <w:tc>
           <w:tcPr>
-            <w:tcW w:w="2199" w:type="dxa"/>
+            <w:tcW w:w="2198" w:type="dxa"/>
             <w:tcBorders>
               <w:top w:val="single" w:sz="2" w:space="0" w:color="B2DFDB"/>
               <w:start w:val="single" w:sz="2" w:space="0" w:color="B2DFDB"/>
@@ -7194,7 +7150,7 @@
         </w:tc>
         <w:tc>
           <w:tcPr>
-            <w:tcW w:w="2401" w:type="dxa"/>
+            <w:tcW w:w="2402" w:type="dxa"/>
             <w:tcBorders>
               <w:top w:val="single" w:sz="2" w:space="0" w:color="B2DFDB"/>
               <w:start w:val="single" w:sz="2" w:space="0" w:color="B2DFDB"/>
@@ -7278,7 +7234,7 @@
         <w:trPr/>
         <w:tc>
           <w:tcPr>
-            <w:tcW w:w="2199" w:type="dxa"/>
+            <w:tcW w:w="2198" w:type="dxa"/>
             <w:tcBorders>
               <w:top w:val="single" w:sz="2" w:space="0" w:color="B2DFDB"/>
               <w:start w:val="single" w:sz="2" w:space="0" w:color="B2DFDB"/>
@@ -7313,7 +7269,7 @@
         </w:tc>
         <w:tc>
           <w:tcPr>
-            <w:tcW w:w="2401" w:type="dxa"/>
+            <w:tcW w:w="2402" w:type="dxa"/>
             <w:tcBorders>
               <w:top w:val="single" w:sz="2" w:space="0" w:color="B2DFDB"/>
               <w:start w:val="single" w:sz="2" w:space="0" w:color="B2DFDB"/>
@@ -7397,7 +7353,7 @@
         <w:trPr/>
         <w:tc>
           <w:tcPr>
-            <w:tcW w:w="2199" w:type="dxa"/>
+            <w:tcW w:w="2198" w:type="dxa"/>
             <w:tcBorders>
               <w:top w:val="single" w:sz="2" w:space="0" w:color="B2DFDB"/>
               <w:start w:val="single" w:sz="2" w:space="0" w:color="B2DFDB"/>
@@ -7432,7 +7388,7 @@
         </w:tc>
         <w:tc>
           <w:tcPr>
-            <w:tcW w:w="2401" w:type="dxa"/>
+            <w:tcW w:w="2402" w:type="dxa"/>
             <w:tcBorders>
               <w:top w:val="single" w:sz="2" w:space="0" w:color="B2DFDB"/>
               <w:start w:val="single" w:sz="2" w:space="0" w:color="B2DFDB"/>
@@ -7505,7 +7461,7 @@
         <w:trPr/>
         <w:tc>
           <w:tcPr>
-            <w:tcW w:w="2199" w:type="dxa"/>
+            <w:tcW w:w="2198" w:type="dxa"/>
             <w:tcBorders>
               <w:top w:val="single" w:sz="2" w:space="0" w:color="B2DFDB"/>
               <w:start w:val="single" w:sz="2" w:space="0" w:color="B2DFDB"/>
@@ -7540,7 +7496,7 @@
         </w:tc>
         <w:tc>
           <w:tcPr>
-            <w:tcW w:w="2401" w:type="dxa"/>
+            <w:tcW w:w="2402" w:type="dxa"/>
             <w:tcBorders>
               <w:top w:val="single" w:sz="2" w:space="0" w:color="B2DFDB"/>
               <w:start w:val="single" w:sz="2" w:space="0" w:color="B2DFDB"/>
@@ -7624,7 +7580,7 @@
         <w:trPr/>
         <w:tc>
           <w:tcPr>
-            <w:tcW w:w="2199" w:type="dxa"/>
+            <w:tcW w:w="2198" w:type="dxa"/>
             <w:tcBorders>
               <w:top w:val="single" w:sz="2" w:space="0" w:color="B2DFDB"/>
               <w:start w:val="single" w:sz="2" w:space="0" w:color="B2DFDB"/>
@@ -7659,7 +7615,7 @@
         </w:tc>
         <w:tc>
           <w:tcPr>
-            <w:tcW w:w="2401" w:type="dxa"/>
+            <w:tcW w:w="2402" w:type="dxa"/>
             <w:tcBorders>
               <w:top w:val="single" w:sz="2" w:space="0" w:color="B2DFDB"/>
               <w:start w:val="single" w:sz="2" w:space="0" w:color="B2DFDB"/>
@@ -7790,7 +7746,7 @@
       </w:pPr>
       <w:r>
         <w:rPr>
-          <w:rFonts w:eastAsia="Calibri" w:cs="Calibri" w:ascii="Calibri" w:hAnsi="Calibri"/>
+          <w:rFonts w:eastAsia="Calibri" w:cs="Calibri"/>
           <w:b/>
           <w:bCs/>
           <w:color w:val="1A2B4A"/>
@@ -7814,8 +7770,8 @@
         </w:tblCellMar>
       </w:tblPr>
       <w:tblGrid>
-        <w:gridCol w:w="1439"/>
-        <w:gridCol w:w="2401"/>
+        <w:gridCol w:w="1438"/>
+        <w:gridCol w:w="2402"/>
         <w:gridCol w:w="5520"/>
       </w:tblGrid>
       <w:tr>
@@ -7824,7 +7780,7 @@
         </w:trPr>
         <w:tc>
           <w:tcPr>
-            <w:tcW w:w="1439" w:type="dxa"/>
+            <w:tcW w:w="1438" w:type="dxa"/>
             <w:tcBorders>
               <w:top w:val="single" w:sz="2" w:space="0" w:color="B2DFDB"/>
               <w:start w:val="single" w:sz="2" w:space="0" w:color="B2DFDB"/>
@@ -7855,7 +7811,7 @@
         </w:tc>
         <w:tc>
           <w:tcPr>
-            <w:tcW w:w="2401" w:type="dxa"/>
+            <w:tcW w:w="2402" w:type="dxa"/>
             <w:tcBorders>
               <w:top w:val="single" w:sz="2" w:space="0" w:color="B2DFDB"/>
               <w:start w:val="single" w:sz="2" w:space="0" w:color="B2DFDB"/>
@@ -7920,7 +7876,7 @@
         <w:trPr/>
         <w:tc>
           <w:tcPr>
-            <w:tcW w:w="1439" w:type="dxa"/>
+            <w:tcW w:w="1438" w:type="dxa"/>
             <w:tcBorders>
               <w:top w:val="single" w:sz="2" w:space="0" w:color="B2DFDB"/>
               <w:start w:val="single" w:sz="2" w:space="0" w:color="B2DFDB"/>
@@ -7955,7 +7911,7 @@
         </w:tc>
         <w:tc>
           <w:tcPr>
-            <w:tcW w:w="2401" w:type="dxa"/>
+            <w:tcW w:w="2402" w:type="dxa"/>
             <w:tcBorders>
               <w:top w:val="single" w:sz="2" w:space="0" w:color="B2DFDB"/>
               <w:start w:val="single" w:sz="2" w:space="0" w:color="B2DFDB"/>
@@ -8028,7 +7984,7 @@
         <w:trPr/>
         <w:tc>
           <w:tcPr>
-            <w:tcW w:w="1439" w:type="dxa"/>
+            <w:tcW w:w="1438" w:type="dxa"/>
             <w:tcBorders>
               <w:top w:val="single" w:sz="2" w:space="0" w:color="B2DFDB"/>
               <w:start w:val="single" w:sz="2" w:space="0" w:color="B2DFDB"/>
@@ -8063,7 +8019,7 @@
         </w:tc>
         <w:tc>
           <w:tcPr>
-            <w:tcW w:w="2401" w:type="dxa"/>
+            <w:tcW w:w="2402" w:type="dxa"/>
             <w:tcBorders>
               <w:top w:val="single" w:sz="2" w:space="0" w:color="B2DFDB"/>
               <w:start w:val="single" w:sz="2" w:space="0" w:color="B2DFDB"/>
@@ -8136,7 +8092,7 @@
         <w:trPr/>
         <w:tc>
           <w:tcPr>
-            <w:tcW w:w="1439" w:type="dxa"/>
+            <w:tcW w:w="1438" w:type="dxa"/>
             <w:tcBorders>
               <w:top w:val="single" w:sz="2" w:space="0" w:color="B2DFDB"/>
               <w:start w:val="single" w:sz="2" w:space="0" w:color="B2DFDB"/>
@@ -8171,7 +8127,7 @@
         </w:tc>
         <w:tc>
           <w:tcPr>
-            <w:tcW w:w="2401" w:type="dxa"/>
+            <w:tcW w:w="2402" w:type="dxa"/>
             <w:tcBorders>
               <w:top w:val="single" w:sz="2" w:space="0" w:color="B2DFDB"/>
               <w:start w:val="single" w:sz="2" w:space="0" w:color="B2DFDB"/>
@@ -8244,7 +8200,7 @@
         <w:trPr/>
         <w:tc>
           <w:tcPr>
-            <w:tcW w:w="1439" w:type="dxa"/>
+            <w:tcW w:w="1438" w:type="dxa"/>
             <w:tcBorders>
               <w:top w:val="single" w:sz="2" w:space="0" w:color="B2DFDB"/>
               <w:start w:val="single" w:sz="2" w:space="0" w:color="B2DFDB"/>
@@ -8279,7 +8235,7 @@
         </w:tc>
         <w:tc>
           <w:tcPr>
-            <w:tcW w:w="2401" w:type="dxa"/>
+            <w:tcW w:w="2402" w:type="dxa"/>
             <w:tcBorders>
               <w:top w:val="single" w:sz="2" w:space="0" w:color="B2DFDB"/>
               <w:start w:val="single" w:sz="2" w:space="0" w:color="B2DFDB"/>
@@ -8352,7 +8308,7 @@
         <w:trPr/>
         <w:tc>
           <w:tcPr>
-            <w:tcW w:w="1439" w:type="dxa"/>
+            <w:tcW w:w="1438" w:type="dxa"/>
             <w:tcBorders>
               <w:top w:val="single" w:sz="2" w:space="0" w:color="B2DFDB"/>
               <w:start w:val="single" w:sz="2" w:space="0" w:color="B2DFDB"/>
@@ -8387,7 +8343,7 @@
         </w:tc>
         <w:tc>
           <w:tcPr>
-            <w:tcW w:w="2401" w:type="dxa"/>
+            <w:tcW w:w="2402" w:type="dxa"/>
             <w:tcBorders>
               <w:top w:val="single" w:sz="2" w:space="0" w:color="B2DFDB"/>
               <w:start w:val="single" w:sz="2" w:space="0" w:color="B2DFDB"/>
@@ -8460,7 +8416,7 @@
         <w:trPr/>
         <w:tc>
           <w:tcPr>
-            <w:tcW w:w="1439" w:type="dxa"/>
+            <w:tcW w:w="1438" w:type="dxa"/>
             <w:tcBorders>
               <w:top w:val="single" w:sz="2" w:space="0" w:color="B2DFDB"/>
               <w:start w:val="single" w:sz="2" w:space="0" w:color="B2DFDB"/>
@@ -8495,7 +8451,7 @@
         </w:tc>
         <w:tc>
           <w:tcPr>
-            <w:tcW w:w="2401" w:type="dxa"/>
+            <w:tcW w:w="2402" w:type="dxa"/>
             <w:tcBorders>
               <w:top w:val="single" w:sz="2" w:space="0" w:color="B2DFDB"/>
               <w:start w:val="single" w:sz="2" w:space="0" w:color="B2DFDB"/>
@@ -8568,7 +8524,7 @@
         <w:trPr/>
         <w:tc>
           <w:tcPr>
-            <w:tcW w:w="1439" w:type="dxa"/>
+            <w:tcW w:w="1438" w:type="dxa"/>
             <w:tcBorders>
               <w:top w:val="single" w:sz="2" w:space="0" w:color="B2DFDB"/>
               <w:start w:val="single" w:sz="2" w:space="0" w:color="B2DFDB"/>
@@ -8603,7 +8559,7 @@
         </w:tc>
         <w:tc>
           <w:tcPr>
-            <w:tcW w:w="2401" w:type="dxa"/>
+            <w:tcW w:w="2402" w:type="dxa"/>
             <w:tcBorders>
               <w:top w:val="single" w:sz="2" w:space="0" w:color="B2DFDB"/>
               <w:start w:val="single" w:sz="2" w:space="0" w:color="B2DFDB"/>
@@ -8723,7 +8679,7 @@
       </w:pPr>
       <w:r>
         <w:rPr>
-          <w:rFonts w:eastAsia="Calibri" w:cs="Calibri" w:ascii="Calibri" w:hAnsi="Calibri"/>
+          <w:rFonts w:eastAsia="Calibri" w:cs="Calibri"/>
           <w:b/>
           <w:bCs/>
           <w:color w:val="1A2B4A"/>
@@ -8747,14 +8703,14 @@
         </w:tblCellMar>
       </w:tblPr>
       <w:tblGrid>
-        <w:gridCol w:w="2999"/>
-        <w:gridCol w:w="6361"/>
+        <w:gridCol w:w="2998"/>
+        <w:gridCol w:w="6362"/>
       </w:tblGrid>
       <w:tr>
         <w:trPr/>
         <w:tc>
           <w:tcPr>
-            <w:tcW w:w="2999" w:type="dxa"/>
+            <w:tcW w:w="2998" w:type="dxa"/>
             <w:tcBorders>
               <w:top w:val="single" w:sz="2" w:space="0" w:color="B2DFDB"/>
               <w:start w:val="single" w:sz="2" w:space="0" w:color="B2DFDB"/>
@@ -8785,7 +8741,7 @@
         </w:tc>
         <w:tc>
           <w:tcPr>
-            <w:tcW w:w="6361" w:type="dxa"/>
+            <w:tcW w:w="6362" w:type="dxa"/>
             <w:tcBorders>
               <w:top w:val="single" w:sz="2" w:space="0" w:color="B2DFDB"/>
               <w:start w:val="single" w:sz="2" w:space="0" w:color="B2DFDB"/>
@@ -8819,7 +8775,7 @@
         <w:trPr/>
         <w:tc>
           <w:tcPr>
-            <w:tcW w:w="2999" w:type="dxa"/>
+            <w:tcW w:w="2998" w:type="dxa"/>
             <w:tcBorders>
               <w:top w:val="single" w:sz="2" w:space="0" w:color="B2DFDB"/>
               <w:start w:val="single" w:sz="2" w:space="0" w:color="B2DFDB"/>
@@ -8850,7 +8806,7 @@
         </w:tc>
         <w:tc>
           <w:tcPr>
-            <w:tcW w:w="6361" w:type="dxa"/>
+            <w:tcW w:w="6362" w:type="dxa"/>
             <w:tcBorders>
               <w:top w:val="single" w:sz="2" w:space="0" w:color="B2DFDB"/>
               <w:start w:val="single" w:sz="2" w:space="0" w:color="B2DFDB"/>
@@ -8884,7 +8840,7 @@
         <w:trPr/>
         <w:tc>
           <w:tcPr>
-            <w:tcW w:w="2999" w:type="dxa"/>
+            <w:tcW w:w="2998" w:type="dxa"/>
             <w:tcBorders>
               <w:top w:val="single" w:sz="2" w:space="0" w:color="B2DFDB"/>
               <w:start w:val="single" w:sz="2" w:space="0" w:color="B2DFDB"/>
@@ -8915,7 +8871,7 @@
         </w:tc>
         <w:tc>
           <w:tcPr>
-            <w:tcW w:w="6361" w:type="dxa"/>
+            <w:tcW w:w="6362" w:type="dxa"/>
             <w:tcBorders>
               <w:top w:val="single" w:sz="2" w:space="0" w:color="B2DFDB"/>
               <w:start w:val="single" w:sz="2" w:space="0" w:color="B2DFDB"/>
@@ -8949,7 +8905,7 @@
         <w:trPr/>
         <w:tc>
           <w:tcPr>
-            <w:tcW w:w="2999" w:type="dxa"/>
+            <w:tcW w:w="2998" w:type="dxa"/>
             <w:tcBorders>
               <w:top w:val="single" w:sz="2" w:space="0" w:color="B2DFDB"/>
               <w:start w:val="single" w:sz="2" w:space="0" w:color="B2DFDB"/>
@@ -8980,7 +8936,7 @@
         </w:tc>
         <w:tc>
           <w:tcPr>
-            <w:tcW w:w="6361" w:type="dxa"/>
+            <w:tcW w:w="6362" w:type="dxa"/>
             <w:tcBorders>
               <w:top w:val="single" w:sz="2" w:space="0" w:color="B2DFDB"/>
               <w:start w:val="single" w:sz="2" w:space="0" w:color="B2DFDB"/>
@@ -9014,7 +8970,7 @@
         <w:trPr/>
         <w:tc>
           <w:tcPr>
-            <w:tcW w:w="2999" w:type="dxa"/>
+            <w:tcW w:w="2998" w:type="dxa"/>
             <w:tcBorders>
               <w:top w:val="single" w:sz="2" w:space="0" w:color="B2DFDB"/>
               <w:start w:val="single" w:sz="2" w:space="0" w:color="B2DFDB"/>
@@ -9045,7 +9001,7 @@
         </w:tc>
         <w:tc>
           <w:tcPr>
-            <w:tcW w:w="6361" w:type="dxa"/>
+            <w:tcW w:w="6362" w:type="dxa"/>
             <w:tcBorders>
               <w:top w:val="single" w:sz="2" w:space="0" w:color="B2DFDB"/>
               <w:start w:val="single" w:sz="2" w:space="0" w:color="B2DFDB"/>
@@ -9079,7 +9035,7 @@
         <w:trPr/>
         <w:tc>
           <w:tcPr>
-            <w:tcW w:w="2999" w:type="dxa"/>
+            <w:tcW w:w="2998" w:type="dxa"/>
             <w:tcBorders>
               <w:top w:val="single" w:sz="2" w:space="0" w:color="B2DFDB"/>
               <w:start w:val="single" w:sz="2" w:space="0" w:color="B2DFDB"/>
@@ -9110,7 +9066,7 @@
         </w:tc>
         <w:tc>
           <w:tcPr>
-            <w:tcW w:w="6361" w:type="dxa"/>
+            <w:tcW w:w="6362" w:type="dxa"/>
             <w:tcBorders>
               <w:top w:val="single" w:sz="2" w:space="0" w:color="B2DFDB"/>
               <w:start w:val="single" w:sz="2" w:space="0" w:color="B2DFDB"/>
@@ -9144,7 +9100,7 @@
         <w:trPr/>
         <w:tc>
           <w:tcPr>
-            <w:tcW w:w="2999" w:type="dxa"/>
+            <w:tcW w:w="2998" w:type="dxa"/>
             <w:tcBorders>
               <w:top w:val="single" w:sz="2" w:space="0" w:color="B2DFDB"/>
               <w:start w:val="single" w:sz="2" w:space="0" w:color="B2DFDB"/>
@@ -9175,7 +9131,7 @@
         </w:tc>
         <w:tc>
           <w:tcPr>
-            <w:tcW w:w="6361" w:type="dxa"/>
+            <w:tcW w:w="6362" w:type="dxa"/>
             <w:tcBorders>
               <w:top w:val="single" w:sz="2" w:space="0" w:color="B2DFDB"/>
               <w:start w:val="single" w:sz="2" w:space="0" w:color="B2DFDB"/>
@@ -9209,7 +9165,7 @@
         <w:trPr/>
         <w:tc>
           <w:tcPr>
-            <w:tcW w:w="2999" w:type="dxa"/>
+            <w:tcW w:w="2998" w:type="dxa"/>
             <w:tcBorders>
               <w:top w:val="single" w:sz="2" w:space="0" w:color="B2DFDB"/>
               <w:start w:val="single" w:sz="2" w:space="0" w:color="B2DFDB"/>
@@ -9240,7 +9196,7 @@
         </w:tc>
         <w:tc>
           <w:tcPr>
-            <w:tcW w:w="6361" w:type="dxa"/>
+            <w:tcW w:w="6362" w:type="dxa"/>
             <w:tcBorders>
               <w:top w:val="single" w:sz="2" w:space="0" w:color="B2DFDB"/>
               <w:start w:val="single" w:sz="2" w:space="0" w:color="B2DFDB"/>
@@ -9274,7 +9230,7 @@
         <w:trPr/>
         <w:tc>
           <w:tcPr>
-            <w:tcW w:w="2999" w:type="dxa"/>
+            <w:tcW w:w="2998" w:type="dxa"/>
             <w:tcBorders>
               <w:top w:val="single" w:sz="2" w:space="0" w:color="B2DFDB"/>
               <w:start w:val="single" w:sz="2" w:space="0" w:color="B2DFDB"/>
@@ -9305,7 +9261,7 @@
         </w:tc>
         <w:tc>
           <w:tcPr>
-            <w:tcW w:w="6361" w:type="dxa"/>
+            <w:tcW w:w="6362" w:type="dxa"/>
             <w:tcBorders>
               <w:top w:val="single" w:sz="2" w:space="0" w:color="B2DFDB"/>
               <w:start w:val="single" w:sz="2" w:space="0" w:color="B2DFDB"/>
@@ -9357,7 +9313,7 @@
       </w:pPr>
       <w:r>
         <w:rPr>
-          <w:rFonts w:eastAsia="Calibri" w:cs="Calibri" w:ascii="Calibri" w:hAnsi="Calibri"/>
+          <w:rFonts w:eastAsia="Calibri" w:cs="Calibri"/>
           <w:b/>
           <w:bCs/>
           <w:color w:val="1A2B4A"/>
@@ -9375,7 +9331,7 @@
       </w:pPr>
       <w:r>
         <w:rPr>
-          <w:rFonts w:eastAsia="Calibri" w:cs="Calibri" w:ascii="Calibri" w:hAnsi="Calibri"/>
+          <w:rFonts w:eastAsia="Calibri" w:cs="Calibri"/>
           <w:b/>
           <w:bCs/>
           <w:color w:val="00897B"/>
@@ -9399,14 +9355,14 @@
         </w:tblCellMar>
       </w:tblPr>
       <w:tblGrid>
-        <w:gridCol w:w="2999"/>
-        <w:gridCol w:w="6361"/>
+        <w:gridCol w:w="2998"/>
+        <w:gridCol w:w="6362"/>
       </w:tblGrid>
       <w:tr>
         <w:trPr/>
         <w:tc>
           <w:tcPr>
-            <w:tcW w:w="2999" w:type="dxa"/>
+            <w:tcW w:w="2998" w:type="dxa"/>
             <w:tcBorders>
               <w:top w:val="single" w:sz="2" w:space="0" w:color="B2DFDB"/>
               <w:start w:val="single" w:sz="2" w:space="0" w:color="B2DFDB"/>
@@ -9437,7 +9393,7 @@
         </w:tc>
         <w:tc>
           <w:tcPr>
-            <w:tcW w:w="6361" w:type="dxa"/>
+            <w:tcW w:w="6362" w:type="dxa"/>
             <w:tcBorders>
               <w:top w:val="single" w:sz="2" w:space="0" w:color="B2DFDB"/>
               <w:start w:val="single" w:sz="2" w:space="0" w:color="B2DFDB"/>
@@ -9471,7 +9427,7 @@
         <w:trPr/>
         <w:tc>
           <w:tcPr>
-            <w:tcW w:w="2999" w:type="dxa"/>
+            <w:tcW w:w="2998" w:type="dxa"/>
             <w:tcBorders>
               <w:top w:val="single" w:sz="2" w:space="0" w:color="B2DFDB"/>
               <w:start w:val="single" w:sz="2" w:space="0" w:color="B2DFDB"/>
@@ -9502,7 +9458,7 @@
         </w:tc>
         <w:tc>
           <w:tcPr>
-            <w:tcW w:w="6361" w:type="dxa"/>
+            <w:tcW w:w="6362" w:type="dxa"/>
             <w:tcBorders>
               <w:top w:val="single" w:sz="2" w:space="0" w:color="B2DFDB"/>
               <w:start w:val="single" w:sz="2" w:space="0" w:color="B2DFDB"/>
@@ -9536,7 +9492,7 @@
         <w:trPr/>
         <w:tc>
           <w:tcPr>
-            <w:tcW w:w="2999" w:type="dxa"/>
+            <w:tcW w:w="2998" w:type="dxa"/>
             <w:tcBorders>
               <w:top w:val="single" w:sz="2" w:space="0" w:color="B2DFDB"/>
               <w:start w:val="single" w:sz="2" w:space="0" w:color="B2DFDB"/>
@@ -9567,7 +9523,7 @@
         </w:tc>
         <w:tc>
           <w:tcPr>
-            <w:tcW w:w="6361" w:type="dxa"/>
+            <w:tcW w:w="6362" w:type="dxa"/>
             <w:tcBorders>
               <w:top w:val="single" w:sz="2" w:space="0" w:color="B2DFDB"/>
               <w:start w:val="single" w:sz="2" w:space="0" w:color="B2DFDB"/>
@@ -9601,7 +9557,7 @@
         <w:trPr/>
         <w:tc>
           <w:tcPr>
-            <w:tcW w:w="2999" w:type="dxa"/>
+            <w:tcW w:w="2998" w:type="dxa"/>
             <w:tcBorders>
               <w:top w:val="single" w:sz="2" w:space="0" w:color="B2DFDB"/>
               <w:start w:val="single" w:sz="2" w:space="0" w:color="B2DFDB"/>
@@ -9632,7 +9588,7 @@
         </w:tc>
         <w:tc>
           <w:tcPr>
-            <w:tcW w:w="6361" w:type="dxa"/>
+            <w:tcW w:w="6362" w:type="dxa"/>
             <w:tcBorders>
               <w:top w:val="single" w:sz="2" w:space="0" w:color="B2DFDB"/>
               <w:start w:val="single" w:sz="2" w:space="0" w:color="B2DFDB"/>
@@ -9666,7 +9622,7 @@
         <w:trPr/>
         <w:tc>
           <w:tcPr>
-            <w:tcW w:w="2999" w:type="dxa"/>
+            <w:tcW w:w="2998" w:type="dxa"/>
             <w:tcBorders>
               <w:top w:val="single" w:sz="2" w:space="0" w:color="B2DFDB"/>
               <w:start w:val="single" w:sz="2" w:space="0" w:color="B2DFDB"/>
@@ -9697,7 +9653,7 @@
         </w:tc>
         <w:tc>
           <w:tcPr>
-            <w:tcW w:w="6361" w:type="dxa"/>
+            <w:tcW w:w="6362" w:type="dxa"/>
             <w:tcBorders>
               <w:top w:val="single" w:sz="2" w:space="0" w:color="B2DFDB"/>
               <w:start w:val="single" w:sz="2" w:space="0" w:color="B2DFDB"/>
@@ -9731,7 +9687,7 @@
         <w:trPr/>
         <w:tc>
           <w:tcPr>
-            <w:tcW w:w="2999" w:type="dxa"/>
+            <w:tcW w:w="2998" w:type="dxa"/>
             <w:tcBorders>
               <w:top w:val="single" w:sz="2" w:space="0" w:color="B2DFDB"/>
               <w:start w:val="single" w:sz="2" w:space="0" w:color="B2DFDB"/>
@@ -9762,7 +9718,7 @@
         </w:tc>
         <w:tc>
           <w:tcPr>
-            <w:tcW w:w="6361" w:type="dxa"/>
+            <w:tcW w:w="6362" w:type="dxa"/>
             <w:tcBorders>
               <w:top w:val="single" w:sz="2" w:space="0" w:color="B2DFDB"/>
               <w:start w:val="single" w:sz="2" w:space="0" w:color="B2DFDB"/>
@@ -9810,7 +9766,7 @@
       </w:pPr>
       <w:r>
         <w:rPr>
-          <w:rFonts w:eastAsia="Calibri" w:cs="Calibri" w:ascii="Calibri" w:hAnsi="Calibri"/>
+          <w:rFonts w:eastAsia="Calibri" w:cs="Calibri"/>
           <w:b/>
           <w:bCs/>
           <w:color w:val="00897B"/>
@@ -9825,7 +9781,7 @@
         <w:pStyle w:val="ListParagraph"/>
         <w:numPr>
           <w:ilvl w:val="0"/>
-          <w:numId w:val="1"/>
+          <w:numId w:val="3"/>
         </w:numPr>
         <w:spacing w:before="40" w:after="40"/>
         <w:rPr/>
@@ -9845,7 +9801,7 @@
         <w:pStyle w:val="ListParagraph"/>
         <w:numPr>
           <w:ilvl w:val="0"/>
-          <w:numId w:val="1"/>
+          <w:numId w:val="3"/>
         </w:numPr>
         <w:spacing w:before="40" w:after="40"/>
         <w:rPr/>
@@ -9865,7 +9821,7 @@
         <w:pStyle w:val="ListParagraph"/>
         <w:numPr>
           <w:ilvl w:val="0"/>
-          <w:numId w:val="1"/>
+          <w:numId w:val="3"/>
         </w:numPr>
         <w:spacing w:before="40" w:after="40"/>
         <w:rPr/>
@@ -9885,7 +9841,7 @@
         <w:pStyle w:val="ListParagraph"/>
         <w:numPr>
           <w:ilvl w:val="0"/>
-          <w:numId w:val="1"/>
+          <w:numId w:val="3"/>
         </w:numPr>
         <w:spacing w:before="40" w:after="40"/>
         <w:rPr/>
@@ -9905,7 +9861,7 @@
         <w:pStyle w:val="ListParagraph"/>
         <w:numPr>
           <w:ilvl w:val="0"/>
-          <w:numId w:val="1"/>
+          <w:numId w:val="3"/>
         </w:numPr>
         <w:spacing w:before="40" w:after="40"/>
         <w:rPr/>
@@ -9941,7 +9897,7 @@
       </w:pPr>
       <w:r>
         <w:rPr>
-          <w:rFonts w:eastAsia="Calibri" w:cs="Calibri" w:ascii="Calibri" w:hAnsi="Calibri"/>
+          <w:rFonts w:eastAsia="Calibri" w:cs="Calibri"/>
           <w:b/>
           <w:bCs/>
           <w:color w:val="1A2B4A"/>
@@ -9965,14 +9921,14 @@
         </w:tblCellMar>
       </w:tblPr>
       <w:tblGrid>
-        <w:gridCol w:w="2999"/>
-        <w:gridCol w:w="6361"/>
+        <w:gridCol w:w="2998"/>
+        <w:gridCol w:w="6362"/>
       </w:tblGrid>
       <w:tr>
         <w:trPr/>
         <w:tc>
           <w:tcPr>
-            <w:tcW w:w="2999" w:type="dxa"/>
+            <w:tcW w:w="2998" w:type="dxa"/>
             <w:tcBorders>
               <w:top w:val="single" w:sz="2" w:space="0" w:color="B2DFDB"/>
               <w:start w:val="single" w:sz="2" w:space="0" w:color="B2DFDB"/>
@@ -10003,7 +9959,7 @@
         </w:tc>
         <w:tc>
           <w:tcPr>
-            <w:tcW w:w="6361" w:type="dxa"/>
+            <w:tcW w:w="6362" w:type="dxa"/>
             <w:tcBorders>
               <w:top w:val="single" w:sz="2" w:space="0" w:color="B2DFDB"/>
               <w:start w:val="single" w:sz="2" w:space="0" w:color="B2DFDB"/>
@@ -10037,7 +9993,7 @@
         <w:trPr/>
         <w:tc>
           <w:tcPr>
-            <w:tcW w:w="2999" w:type="dxa"/>
+            <w:tcW w:w="2998" w:type="dxa"/>
             <w:tcBorders>
               <w:top w:val="single" w:sz="2" w:space="0" w:color="B2DFDB"/>
               <w:start w:val="single" w:sz="2" w:space="0" w:color="B2DFDB"/>
@@ -10068,7 +10024,7 @@
         </w:tc>
         <w:tc>
           <w:tcPr>
-            <w:tcW w:w="6361" w:type="dxa"/>
+            <w:tcW w:w="6362" w:type="dxa"/>
             <w:tcBorders>
               <w:top w:val="single" w:sz="2" w:space="0" w:color="B2DFDB"/>
               <w:start w:val="single" w:sz="2" w:space="0" w:color="B2DFDB"/>
@@ -10102,7 +10058,7 @@
         <w:trPr/>
         <w:tc>
           <w:tcPr>
-            <w:tcW w:w="2999" w:type="dxa"/>
+            <w:tcW w:w="2998" w:type="dxa"/>
             <w:tcBorders>
               <w:top w:val="single" w:sz="2" w:space="0" w:color="B2DFDB"/>
               <w:start w:val="single" w:sz="2" w:space="0" w:color="B2DFDB"/>
@@ -10133,7 +10089,7 @@
         </w:tc>
         <w:tc>
           <w:tcPr>
-            <w:tcW w:w="6361" w:type="dxa"/>
+            <w:tcW w:w="6362" w:type="dxa"/>
             <w:tcBorders>
               <w:top w:val="single" w:sz="2" w:space="0" w:color="B2DFDB"/>
               <w:start w:val="single" w:sz="2" w:space="0" w:color="B2DFDB"/>
@@ -10167,7 +10123,7 @@
         <w:trPr/>
         <w:tc>
           <w:tcPr>
-            <w:tcW w:w="2999" w:type="dxa"/>
+            <w:tcW w:w="2998" w:type="dxa"/>
             <w:tcBorders>
               <w:top w:val="single" w:sz="2" w:space="0" w:color="B2DFDB"/>
               <w:start w:val="single" w:sz="2" w:space="0" w:color="B2DFDB"/>
@@ -10198,7 +10154,7 @@
         </w:tc>
         <w:tc>
           <w:tcPr>
-            <w:tcW w:w="6361" w:type="dxa"/>
+            <w:tcW w:w="6362" w:type="dxa"/>
             <w:tcBorders>
               <w:top w:val="single" w:sz="2" w:space="0" w:color="B2DFDB"/>
               <w:start w:val="single" w:sz="2" w:space="0" w:color="B2DFDB"/>
@@ -10232,7 +10188,7 @@
         <w:trPr/>
         <w:tc>
           <w:tcPr>
-            <w:tcW w:w="2999" w:type="dxa"/>
+            <w:tcW w:w="2998" w:type="dxa"/>
             <w:tcBorders>
               <w:top w:val="single" w:sz="2" w:space="0" w:color="B2DFDB"/>
               <w:start w:val="single" w:sz="2" w:space="0" w:color="B2DFDB"/>
@@ -10263,7 +10219,7 @@
         </w:tc>
         <w:tc>
           <w:tcPr>
-            <w:tcW w:w="6361" w:type="dxa"/>
+            <w:tcW w:w="6362" w:type="dxa"/>
             <w:tcBorders>
               <w:top w:val="single" w:sz="2" w:space="0" w:color="B2DFDB"/>
               <w:start w:val="single" w:sz="2" w:space="0" w:color="B2DFDB"/>
@@ -10297,7 +10253,7 @@
         <w:trPr/>
         <w:tc>
           <w:tcPr>
-            <w:tcW w:w="2999" w:type="dxa"/>
+            <w:tcW w:w="2998" w:type="dxa"/>
             <w:tcBorders>
               <w:top w:val="single" w:sz="2" w:space="0" w:color="B2DFDB"/>
               <w:start w:val="single" w:sz="2" w:space="0" w:color="B2DFDB"/>
@@ -10328,7 +10284,7 @@
         </w:tc>
         <w:tc>
           <w:tcPr>
-            <w:tcW w:w="6361" w:type="dxa"/>
+            <w:tcW w:w="6362" w:type="dxa"/>
             <w:tcBorders>
               <w:top w:val="single" w:sz="2" w:space="0" w:color="B2DFDB"/>
               <w:start w:val="single" w:sz="2" w:space="0" w:color="B2DFDB"/>
@@ -10362,7 +10318,7 @@
         <w:trPr/>
         <w:tc>
           <w:tcPr>
-            <w:tcW w:w="2999" w:type="dxa"/>
+            <w:tcW w:w="2998" w:type="dxa"/>
             <w:tcBorders>
               <w:top w:val="single" w:sz="2" w:space="0" w:color="B2DFDB"/>
               <w:start w:val="single" w:sz="2" w:space="0" w:color="B2DFDB"/>
@@ -10393,7 +10349,7 @@
         </w:tc>
         <w:tc>
           <w:tcPr>
-            <w:tcW w:w="6361" w:type="dxa"/>
+            <w:tcW w:w="6362" w:type="dxa"/>
             <w:tcBorders>
               <w:top w:val="single" w:sz="2" w:space="0" w:color="B2DFDB"/>
               <w:start w:val="single" w:sz="2" w:space="0" w:color="B2DFDB"/>
@@ -10427,7 +10383,7 @@
         <w:trPr/>
         <w:tc>
           <w:tcPr>
-            <w:tcW w:w="2999" w:type="dxa"/>
+            <w:tcW w:w="2998" w:type="dxa"/>
             <w:tcBorders>
               <w:top w:val="single" w:sz="2" w:space="0" w:color="B2DFDB"/>
               <w:start w:val="single" w:sz="2" w:space="0" w:color="B2DFDB"/>
@@ -10458,7 +10414,7 @@
         </w:tc>
         <w:tc>
           <w:tcPr>
-            <w:tcW w:w="6361" w:type="dxa"/>
+            <w:tcW w:w="6362" w:type="dxa"/>
             <w:tcBorders>
               <w:top w:val="single" w:sz="2" w:space="0" w:color="B2DFDB"/>
               <w:start w:val="single" w:sz="2" w:space="0" w:color="B2DFDB"/>
@@ -10510,7 +10466,7 @@
       </w:pPr>
       <w:r>
         <w:rPr>
-          <w:rFonts w:eastAsia="Calibri" w:cs="Calibri" w:ascii="Calibri" w:hAnsi="Calibri"/>
+          <w:rFonts w:eastAsia="Calibri" w:cs="Calibri"/>
           <w:b/>
           <w:bCs/>
           <w:color w:val="1A2B4A"/>
@@ -10535,8 +10491,8 @@
       </w:tblPr>
       <w:tblGrid>
         <w:gridCol w:w="3200"/>
-        <w:gridCol w:w="2799"/>
-        <w:gridCol w:w="3361"/>
+        <w:gridCol w:w="2798"/>
+        <w:gridCol w:w="3362"/>
       </w:tblGrid>
       <w:tr>
         <w:trPr>
@@ -10575,7 +10531,7 @@
         </w:tc>
         <w:tc>
           <w:tcPr>
-            <w:tcW w:w="2799" w:type="dxa"/>
+            <w:tcW w:w="2798" w:type="dxa"/>
             <w:tcBorders>
               <w:top w:val="single" w:sz="2" w:space="0" w:color="B2DFDB"/>
               <w:start w:val="single" w:sz="2" w:space="0" w:color="B2DFDB"/>
@@ -10606,7 +10562,7 @@
         </w:tc>
         <w:tc>
           <w:tcPr>
-            <w:tcW w:w="3361" w:type="dxa"/>
+            <w:tcW w:w="3362" w:type="dxa"/>
             <w:tcBorders>
               <w:top w:val="single" w:sz="2" w:space="0" w:color="B2DFDB"/>
               <w:start w:val="single" w:sz="2" w:space="0" w:color="B2DFDB"/>
@@ -10675,7 +10631,7 @@
         </w:tc>
         <w:tc>
           <w:tcPr>
-            <w:tcW w:w="2799" w:type="dxa"/>
+            <w:tcW w:w="2798" w:type="dxa"/>
             <w:tcBorders>
               <w:top w:val="single" w:sz="2" w:space="0" w:color="B2DFDB"/>
               <w:start w:val="single" w:sz="2" w:space="0" w:color="B2DFDB"/>
@@ -10710,7 +10666,7 @@
         </w:tc>
         <w:tc>
           <w:tcPr>
-            <w:tcW w:w="3361" w:type="dxa"/>
+            <w:tcW w:w="3362" w:type="dxa"/>
             <w:tcBorders>
               <w:top w:val="single" w:sz="2" w:space="0" w:color="B2DFDB"/>
               <w:start w:val="single" w:sz="2" w:space="0" w:color="B2DFDB"/>
@@ -10783,7 +10739,7 @@
         </w:tc>
         <w:tc>
           <w:tcPr>
-            <w:tcW w:w="2799" w:type="dxa"/>
+            <w:tcW w:w="2798" w:type="dxa"/>
             <w:tcBorders>
               <w:top w:val="single" w:sz="2" w:space="0" w:color="B2DFDB"/>
               <w:start w:val="single" w:sz="2" w:space="0" w:color="B2DFDB"/>
@@ -10829,7 +10785,7 @@
         </w:tc>
         <w:tc>
           <w:tcPr>
-            <w:tcW w:w="3361" w:type="dxa"/>
+            <w:tcW w:w="3362" w:type="dxa"/>
             <w:tcBorders>
               <w:top w:val="single" w:sz="2" w:space="0" w:color="B2DFDB"/>
               <w:start w:val="single" w:sz="2" w:space="0" w:color="B2DFDB"/>
@@ -10902,7 +10858,7 @@
         </w:tc>
         <w:tc>
           <w:tcPr>
-            <w:tcW w:w="2799" w:type="dxa"/>
+            <w:tcW w:w="2798" w:type="dxa"/>
             <w:tcBorders>
               <w:top w:val="single" w:sz="2" w:space="0" w:color="B2DFDB"/>
               <w:start w:val="single" w:sz="2" w:space="0" w:color="B2DFDB"/>
@@ -10937,7 +10893,7 @@
         </w:tc>
         <w:tc>
           <w:tcPr>
-            <w:tcW w:w="3361" w:type="dxa"/>
+            <w:tcW w:w="3362" w:type="dxa"/>
             <w:tcBorders>
               <w:top w:val="single" w:sz="2" w:space="0" w:color="B2DFDB"/>
               <w:start w:val="single" w:sz="2" w:space="0" w:color="B2DFDB"/>
@@ -11010,7 +10966,7 @@
         </w:tc>
         <w:tc>
           <w:tcPr>
-            <w:tcW w:w="2799" w:type="dxa"/>
+            <w:tcW w:w="2798" w:type="dxa"/>
             <w:tcBorders>
               <w:top w:val="single" w:sz="2" w:space="0" w:color="B2DFDB"/>
               <w:start w:val="single" w:sz="2" w:space="0" w:color="B2DFDB"/>
@@ -11045,7 +11001,7 @@
         </w:tc>
         <w:tc>
           <w:tcPr>
-            <w:tcW w:w="3361" w:type="dxa"/>
+            <w:tcW w:w="3362" w:type="dxa"/>
             <w:tcBorders>
               <w:top w:val="single" w:sz="2" w:space="0" w:color="B2DFDB"/>
               <w:start w:val="single" w:sz="2" w:space="0" w:color="B2DFDB"/>
@@ -11118,7 +11074,7 @@
         </w:tc>
         <w:tc>
           <w:tcPr>
-            <w:tcW w:w="2799" w:type="dxa"/>
+            <w:tcW w:w="2798" w:type="dxa"/>
             <w:tcBorders>
               <w:top w:val="single" w:sz="2" w:space="0" w:color="B2DFDB"/>
               <w:start w:val="single" w:sz="2" w:space="0" w:color="B2DFDB"/>
@@ -11153,7 +11109,7 @@
         </w:tc>
         <w:tc>
           <w:tcPr>
-            <w:tcW w:w="3361" w:type="dxa"/>
+            <w:tcW w:w="3362" w:type="dxa"/>
             <w:tcBorders>
               <w:top w:val="single" w:sz="2" w:space="0" w:color="B2DFDB"/>
               <w:start w:val="single" w:sz="2" w:space="0" w:color="B2DFDB"/>
@@ -11226,7 +11182,7 @@
         </w:tc>
         <w:tc>
           <w:tcPr>
-            <w:tcW w:w="2799" w:type="dxa"/>
+            <w:tcW w:w="2798" w:type="dxa"/>
             <w:tcBorders>
               <w:top w:val="single" w:sz="2" w:space="0" w:color="B2DFDB"/>
               <w:start w:val="single" w:sz="2" w:space="0" w:color="B2DFDB"/>
@@ -11261,7 +11217,7 @@
         </w:tc>
         <w:tc>
           <w:tcPr>
-            <w:tcW w:w="3361" w:type="dxa"/>
+            <w:tcW w:w="3362" w:type="dxa"/>
             <w:tcBorders>
               <w:top w:val="single" w:sz="2" w:space="0" w:color="B2DFDB"/>
               <w:start w:val="single" w:sz="2" w:space="0" w:color="B2DFDB"/>
@@ -11334,7 +11290,7 @@
         </w:tc>
         <w:tc>
           <w:tcPr>
-            <w:tcW w:w="2799" w:type="dxa"/>
+            <w:tcW w:w="2798" w:type="dxa"/>
             <w:tcBorders>
               <w:top w:val="single" w:sz="2" w:space="0" w:color="B2DFDB"/>
               <w:start w:val="single" w:sz="2" w:space="0" w:color="B2DFDB"/>
@@ -11369,7 +11325,7 @@
         </w:tc>
         <w:tc>
           <w:tcPr>
-            <w:tcW w:w="3361" w:type="dxa"/>
+            <w:tcW w:w="3362" w:type="dxa"/>
             <w:tcBorders>
               <w:top w:val="single" w:sz="2" w:space="0" w:color="B2DFDB"/>
               <w:start w:val="single" w:sz="2" w:space="0" w:color="B2DFDB"/>
@@ -11454,7 +11410,7 @@
       </w:pPr>
       <w:r>
         <w:rPr>
-          <w:rFonts w:eastAsia="Calibri" w:cs="Calibri" w:ascii="Calibri" w:hAnsi="Calibri"/>
+          <w:rFonts w:eastAsia="Calibri" w:cs="Calibri"/>
           <w:b/>
           <w:bCs/>
           <w:color w:val="1A2B4A"/>
@@ -11469,7 +11425,7 @@
         <w:pStyle w:val="ListParagraph"/>
         <w:numPr>
           <w:ilvl w:val="0"/>
-          <w:numId w:val="2"/>
+          <w:numId w:val="4"/>
         </w:numPr>
         <w:spacing w:before="40" w:after="40"/>
         <w:rPr/>
@@ -11489,7 +11445,7 @@
         <w:pStyle w:val="ListParagraph"/>
         <w:numPr>
           <w:ilvl w:val="0"/>
-          <w:numId w:val="2"/>
+          <w:numId w:val="4"/>
         </w:numPr>
         <w:spacing w:before="40" w:after="40"/>
         <w:rPr/>
@@ -11509,7 +11465,7 @@
         <w:pStyle w:val="ListParagraph"/>
         <w:numPr>
           <w:ilvl w:val="0"/>
-          <w:numId w:val="2"/>
+          <w:numId w:val="4"/>
         </w:numPr>
         <w:spacing w:before="40" w:after="40"/>
         <w:rPr/>
@@ -11529,7 +11485,7 @@
         <w:pStyle w:val="ListParagraph"/>
         <w:numPr>
           <w:ilvl w:val="0"/>
-          <w:numId w:val="2"/>
+          <w:numId w:val="4"/>
         </w:numPr>
         <w:spacing w:before="40" w:after="40"/>
         <w:rPr/>
@@ -11549,7 +11505,7 @@
         <w:pStyle w:val="ListParagraph"/>
         <w:numPr>
           <w:ilvl w:val="0"/>
-          <w:numId w:val="2"/>
+          <w:numId w:val="4"/>
         </w:numPr>
         <w:spacing w:before="40" w:after="40"/>
         <w:rPr/>
@@ -11569,7 +11525,7 @@
         <w:pStyle w:val="ListParagraph"/>
         <w:numPr>
           <w:ilvl w:val="0"/>
-          <w:numId w:val="2"/>
+          <w:numId w:val="4"/>
         </w:numPr>
         <w:spacing w:before="40" w:after="40"/>
         <w:rPr/>
@@ -11605,7 +11561,7 @@
       </w:pPr>
       <w:r>
         <w:rPr>
-          <w:rFonts w:eastAsia="Calibri" w:cs="Calibri" w:ascii="Calibri" w:hAnsi="Calibri"/>
+          <w:rFonts w:eastAsia="Calibri" w:cs="Calibri"/>
           <w:b/>
           <w:bCs/>
           <w:color w:val="1A2B4A"/>
@@ -11705,7 +11661,7 @@
       </w:pPr>
       <w:r>
         <w:rPr>
-          <w:rFonts w:eastAsia="Calibri" w:cs="Calibri" w:ascii="Calibri" w:hAnsi="Calibri"/>
+          <w:rFonts w:eastAsia="Calibri" w:cs="Calibri"/>
           <w:b/>
           <w:bCs/>
           <w:color w:val="1A2B4A"/>
@@ -11720,7 +11676,7 @@
         <w:pStyle w:val="ListParagraph"/>
         <w:numPr>
           <w:ilvl w:val="0"/>
-          <w:numId w:val="2"/>
+          <w:numId w:val="4"/>
         </w:numPr>
         <w:spacing w:before="40" w:after="40"/>
         <w:rPr/>
@@ -11740,7 +11696,7 @@
         <w:pStyle w:val="ListParagraph"/>
         <w:numPr>
           <w:ilvl w:val="0"/>
-          <w:numId w:val="2"/>
+          <w:numId w:val="4"/>
         </w:numPr>
         <w:spacing w:before="40" w:after="40"/>
         <w:rPr/>
@@ -11760,7 +11716,7 @@
         <w:pStyle w:val="ListParagraph"/>
         <w:numPr>
           <w:ilvl w:val="0"/>
-          <w:numId w:val="2"/>
+          <w:numId w:val="4"/>
         </w:numPr>
         <w:spacing w:before="40" w:after="40"/>
         <w:rPr/>
@@ -11780,7 +11736,7 @@
         <w:pStyle w:val="ListParagraph"/>
         <w:numPr>
           <w:ilvl w:val="0"/>
-          <w:numId w:val="2"/>
+          <w:numId w:val="4"/>
         </w:numPr>
         <w:spacing w:before="40" w:after="40"/>
         <w:rPr/>
@@ -11800,7 +11756,7 @@
         <w:pStyle w:val="ListParagraph"/>
         <w:numPr>
           <w:ilvl w:val="0"/>
-          <w:numId w:val="2"/>
+          <w:numId w:val="4"/>
         </w:numPr>
         <w:spacing w:before="40" w:after="40"/>
         <w:rPr/>
@@ -11820,7 +11776,7 @@
         <w:pStyle w:val="ListParagraph"/>
         <w:numPr>
           <w:ilvl w:val="0"/>
-          <w:numId w:val="2"/>
+          <w:numId w:val="4"/>
         </w:numPr>
         <w:spacing w:before="40" w:after="40"/>
         <w:rPr/>
@@ -11840,7 +11796,7 @@
         <w:pStyle w:val="ListParagraph"/>
         <w:numPr>
           <w:ilvl w:val="0"/>
-          <w:numId w:val="2"/>
+          <w:numId w:val="4"/>
         </w:numPr>
         <w:spacing w:before="40" w:after="40"/>
         <w:rPr/>
@@ -12054,6 +12010,7 @@
         </w:tabs>
         <w:ind w:start="1440" w:hanging="360"/>
       </w:pPr>
+      <w:rPr/>
     </w:lvl>
     <w:lvl w:ilvl="3">
       <w:start w:val="1"/>
@@ -12066,6 +12023,7 @@
         </w:tabs>
         <w:ind w:start="1800" w:hanging="360"/>
       </w:pPr>
+      <w:rPr/>
     </w:lvl>
     <w:lvl w:ilvl="4">
       <w:start w:val="1"/>
@@ -12078,6 +12036,7 @@
         </w:tabs>
         <w:ind w:start="2160" w:hanging="360"/>
       </w:pPr>
+      <w:rPr/>
     </w:lvl>
     <w:lvl w:ilvl="5">
       <w:start w:val="1"/>
@@ -12090,6 +12049,7 @@
         </w:tabs>
         <w:ind w:start="2520" w:hanging="360"/>
       </w:pPr>
+      <w:rPr/>
     </w:lvl>
     <w:lvl w:ilvl="6">
       <w:start w:val="1"/>
@@ -12102,6 +12062,7 @@
         </w:tabs>
         <w:ind w:start="2880" w:hanging="360"/>
       </w:pPr>
+      <w:rPr/>
     </w:lvl>
     <w:lvl w:ilvl="7">
       <w:start w:val="1"/>
@@ -12114,6 +12075,7 @@
         </w:tabs>
         <w:ind w:start="3240" w:hanging="360"/>
       </w:pPr>
+      <w:rPr/>
     </w:lvl>
     <w:lvl w:ilvl="8">
       <w:start w:val="1"/>
@@ -12126,6 +12088,7 @@
         </w:tabs>
         <w:ind w:start="3600" w:hanging="360"/>
       </w:pPr>
+      <w:rPr/>
     </w:lvl>
   </w:abstractNum>
   <w:abstractNum w:abstractNumId="2">
@@ -12153,6 +12116,7 @@
         </w:tabs>
         <w:ind w:start="1080" w:hanging="360"/>
       </w:pPr>
+      <w:rPr/>
     </w:lvl>
     <w:lvl w:ilvl="2">
       <w:start w:val="1"/>
@@ -12165,6 +12129,7 @@
         </w:tabs>
         <w:ind w:start="1440" w:hanging="360"/>
       </w:pPr>
+      <w:rPr/>
     </w:lvl>
     <w:lvl w:ilvl="3">
       <w:start w:val="1"/>
@@ -12177,6 +12142,7 @@
         </w:tabs>
         <w:ind w:start="1800" w:hanging="360"/>
       </w:pPr>
+      <w:rPr/>
     </w:lvl>
     <w:lvl w:ilvl="4">
       <w:start w:val="1"/>
@@ -12189,6 +12155,7 @@
         </w:tabs>
         <w:ind w:start="2160" w:hanging="360"/>
       </w:pPr>
+      <w:rPr/>
     </w:lvl>
     <w:lvl w:ilvl="5">
       <w:start w:val="1"/>
@@ -12201,6 +12168,7 @@
         </w:tabs>
         <w:ind w:start="2520" w:hanging="360"/>
       </w:pPr>
+      <w:rPr/>
     </w:lvl>
     <w:lvl w:ilvl="6">
       <w:start w:val="1"/>
@@ -12213,6 +12181,7 @@
         </w:tabs>
         <w:ind w:start="2880" w:hanging="360"/>
       </w:pPr>
+      <w:rPr/>
     </w:lvl>
     <w:lvl w:ilvl="7">
       <w:start w:val="1"/>
@@ -12225,6 +12194,7 @@
         </w:tabs>
         <w:ind w:start="3240" w:hanging="360"/>
       </w:pPr>
+      <w:rPr/>
     </w:lvl>
     <w:lvl w:ilvl="8">
       <w:start w:val="1"/>
@@ -12237,9 +12207,252 @@
         </w:tabs>
         <w:ind w:start="3600" w:hanging="360"/>
       </w:pPr>
+      <w:rPr/>
     </w:lvl>
   </w:abstractNum>
   <w:abstractNum w:abstractNumId="3">
+    <w:lvl w:ilvl="0">
+      <w:start w:val="1"/>
+      <w:numFmt w:val="bullet"/>
+      <w:lvlText w:val=""/>
+      <w:lvlJc w:val="start"/>
+      <w:pPr>
+        <w:tabs>
+          <w:tab w:val="num" w:pos="0"/>
+        </w:tabs>
+        <w:ind w:start="720" w:hanging="360"/>
+      </w:pPr>
+      <w:rPr>
+        <w:rFonts w:ascii="Symbol" w:hAnsi="Symbol" w:cs="Symbol" w:hint="default"/>
+      </w:rPr>
+    </w:lvl>
+    <w:lvl w:ilvl="1">
+      <w:start w:val="1"/>
+      <w:numFmt w:val="bullet"/>
+      <w:lvlText w:val="◦"/>
+      <w:lvlJc w:val="start"/>
+      <w:pPr>
+        <w:tabs>
+          <w:tab w:val="num" w:pos="0"/>
+        </w:tabs>
+        <w:ind w:start="1080" w:hanging="360"/>
+      </w:pPr>
+      <w:rPr>
+        <w:rFonts w:ascii="OpenSymbol" w:hAnsi="OpenSymbol" w:cs="OpenSymbol" w:hint="default"/>
+      </w:rPr>
+    </w:lvl>
+    <w:lvl w:ilvl="2">
+      <w:start w:val="1"/>
+      <w:numFmt w:val="decimal"/>
+      <w:lvlText w:val="%3."/>
+      <w:lvlJc w:val="start"/>
+      <w:pPr>
+        <w:tabs>
+          <w:tab w:val="num" w:pos="1440"/>
+        </w:tabs>
+        <w:ind w:start="1440" w:hanging="360"/>
+      </w:pPr>
+      <w:rPr/>
+    </w:lvl>
+    <w:lvl w:ilvl="3">
+      <w:start w:val="1"/>
+      <w:numFmt w:val="decimal"/>
+      <w:lvlText w:val="%4."/>
+      <w:lvlJc w:val="start"/>
+      <w:pPr>
+        <w:tabs>
+          <w:tab w:val="num" w:pos="1800"/>
+        </w:tabs>
+        <w:ind w:start="1800" w:hanging="360"/>
+      </w:pPr>
+      <w:rPr/>
+    </w:lvl>
+    <w:lvl w:ilvl="4">
+      <w:start w:val="1"/>
+      <w:numFmt w:val="decimal"/>
+      <w:lvlText w:val="%5."/>
+      <w:lvlJc w:val="start"/>
+      <w:pPr>
+        <w:tabs>
+          <w:tab w:val="num" w:pos="2160"/>
+        </w:tabs>
+        <w:ind w:start="2160" w:hanging="360"/>
+      </w:pPr>
+      <w:rPr/>
+    </w:lvl>
+    <w:lvl w:ilvl="5">
+      <w:start w:val="1"/>
+      <w:numFmt w:val="decimal"/>
+      <w:lvlText w:val="%6."/>
+      <w:lvlJc w:val="start"/>
+      <w:pPr>
+        <w:tabs>
+          <w:tab w:val="num" w:pos="2520"/>
+        </w:tabs>
+        <w:ind w:start="2520" w:hanging="360"/>
+      </w:pPr>
+      <w:rPr/>
+    </w:lvl>
+    <w:lvl w:ilvl="6">
+      <w:start w:val="1"/>
+      <w:numFmt w:val="decimal"/>
+      <w:lvlText w:val="%7."/>
+      <w:lvlJc w:val="start"/>
+      <w:pPr>
+        <w:tabs>
+          <w:tab w:val="num" w:pos="2880"/>
+        </w:tabs>
+        <w:ind w:start="2880" w:hanging="360"/>
+      </w:pPr>
+      <w:rPr/>
+    </w:lvl>
+    <w:lvl w:ilvl="7">
+      <w:start w:val="1"/>
+      <w:numFmt w:val="decimal"/>
+      <w:lvlText w:val="%8."/>
+      <w:lvlJc w:val="start"/>
+      <w:pPr>
+        <w:tabs>
+          <w:tab w:val="num" w:pos="3240"/>
+        </w:tabs>
+        <w:ind w:start="3240" w:hanging="360"/>
+      </w:pPr>
+      <w:rPr/>
+    </w:lvl>
+    <w:lvl w:ilvl="8">
+      <w:start w:val="1"/>
+      <w:numFmt w:val="decimal"/>
+      <w:lvlText w:val="%9."/>
+      <w:lvlJc w:val="start"/>
+      <w:pPr>
+        <w:tabs>
+          <w:tab w:val="num" w:pos="3600"/>
+        </w:tabs>
+        <w:ind w:start="3600" w:hanging="360"/>
+      </w:pPr>
+      <w:rPr/>
+    </w:lvl>
+  </w:abstractNum>
+  <w:abstractNum w:abstractNumId="4">
+    <w:lvl w:ilvl="0">
+      <w:start w:val="1"/>
+      <w:numFmt w:val="decimal"/>
+      <w:lvlText w:val="%1."/>
+      <w:lvlJc w:val="start"/>
+      <w:pPr>
+        <w:tabs>
+          <w:tab w:val="num" w:pos="0"/>
+        </w:tabs>
+        <w:ind w:start="720" w:hanging="360"/>
+      </w:pPr>
+      <w:rPr/>
+    </w:lvl>
+    <w:lvl w:ilvl="1">
+      <w:start w:val="1"/>
+      <w:numFmt w:val="decimal"/>
+      <w:lvlText w:val="%2."/>
+      <w:lvlJc w:val="start"/>
+      <w:pPr>
+        <w:tabs>
+          <w:tab w:val="num" w:pos="1080"/>
+        </w:tabs>
+        <w:ind w:start="1080" w:hanging="360"/>
+      </w:pPr>
+      <w:rPr/>
+    </w:lvl>
+    <w:lvl w:ilvl="2">
+      <w:start w:val="1"/>
+      <w:numFmt w:val="decimal"/>
+      <w:lvlText w:val="%3."/>
+      <w:lvlJc w:val="start"/>
+      <w:pPr>
+        <w:tabs>
+          <w:tab w:val="num" w:pos="1440"/>
+        </w:tabs>
+        <w:ind w:start="1440" w:hanging="360"/>
+      </w:pPr>
+      <w:rPr/>
+    </w:lvl>
+    <w:lvl w:ilvl="3">
+      <w:start w:val="1"/>
+      <w:numFmt w:val="decimal"/>
+      <w:lvlText w:val="%4."/>
+      <w:lvlJc w:val="start"/>
+      <w:pPr>
+        <w:tabs>
+          <w:tab w:val="num" w:pos="1800"/>
+        </w:tabs>
+        <w:ind w:start="1800" w:hanging="360"/>
+      </w:pPr>
+      <w:rPr/>
+    </w:lvl>
+    <w:lvl w:ilvl="4">
+      <w:start w:val="1"/>
+      <w:numFmt w:val="decimal"/>
+      <w:lvlText w:val="%5."/>
+      <w:lvlJc w:val="start"/>
+      <w:pPr>
+        <w:tabs>
+          <w:tab w:val="num" w:pos="2160"/>
+        </w:tabs>
+        <w:ind w:start="2160" w:hanging="360"/>
+      </w:pPr>
+      <w:rPr/>
+    </w:lvl>
+    <w:lvl w:ilvl="5">
+      <w:start w:val="1"/>
+      <w:numFmt w:val="decimal"/>
+      <w:lvlText w:val="%6."/>
+      <w:lvlJc w:val="start"/>
+      <w:pPr>
+        <w:tabs>
+          <w:tab w:val="num" w:pos="2520"/>
+        </w:tabs>
+        <w:ind w:start="2520" w:hanging="360"/>
+      </w:pPr>
+      <w:rPr/>
+    </w:lvl>
+    <w:lvl w:ilvl="6">
+      <w:start w:val="1"/>
+      <w:numFmt w:val="decimal"/>
+      <w:lvlText w:val="%7."/>
+      <w:lvlJc w:val="start"/>
+      <w:pPr>
+        <w:tabs>
+          <w:tab w:val="num" w:pos="2880"/>
+        </w:tabs>
+        <w:ind w:start="2880" w:hanging="360"/>
+      </w:pPr>
+      <w:rPr/>
+    </w:lvl>
+    <w:lvl w:ilvl="7">
+      <w:start w:val="1"/>
+      <w:numFmt w:val="decimal"/>
+      <w:lvlText w:val="%8."/>
+      <w:lvlJc w:val="start"/>
+      <w:pPr>
+        <w:tabs>
+          <w:tab w:val="num" w:pos="3240"/>
+        </w:tabs>
+        <w:ind w:start="3240" w:hanging="360"/>
+      </w:pPr>
+      <w:rPr/>
+    </w:lvl>
+    <w:lvl w:ilvl="8">
+      <w:start w:val="1"/>
+      <w:numFmt w:val="decimal"/>
+      <w:lvlText w:val="%9."/>
+      <w:lvlJc w:val="start"/>
+      <w:pPr>
+        <w:tabs>
+          <w:tab w:val="num" w:pos="3600"/>
+        </w:tabs>
+        <w:ind w:start="3600" w:hanging="360"/>
+      </w:pPr>
+      <w:rPr/>
+    </w:lvl>
+  </w:abstractNum>
+  <w:abstractNum w:abstractNumId="5">
     <w:lvl w:ilvl="0">
       <w:start w:val="1"/>
       <w:numFmt w:val="none"/>
@@ -12368,13 +12581,19 @@
     <w:abstractNumId w:val="3"/>
   </w:num>
   <w:num w:numId="4">
-    <w:abstractNumId w:val="1"/>
+    <w:abstractNumId w:val="4"/>
+  </w:num>
+  <w:num w:numId="5">
+    <w:abstractNumId w:val="5"/>
+  </w:num>
+  <w:num w:numId="6">
+    <w:abstractNumId w:val="3"/>
     <w:lvlOverride w:ilvl="0">
       <w:startOverride w:val="1"/>
     </w:lvlOverride>
   </w:num>
-  <w:num w:numId="5">
-    <w:abstractNumId w:val="2"/>
+  <w:num w:numId="7">
+    <w:abstractNumId w:val="4"/>
     <w:lvlOverride w:ilvl="0">
       <w:startOverride w:val="1"/>
     </w:lvlOverride>
@@ -12404,6 +12623,7 @@
     <w:qFormat/>
     <w:pPr>
       <w:widowControl/>
+      <w:suppressAutoHyphens w:val="true"/>
       <w:bidi w:val="0"/>
       <w:spacing w:before="0" w:after="0"/>
       <w:jc w:val="start"/>
@@ -12500,11 +12720,18 @@
       <w:u w:val="single"/>
     </w:rPr>
   </w:style>
-  <w:style w:type="character" w:styleId="FootnoteCharacters">
-    <w:name w:val="Footnote Characters"/>
+  <w:style w:type="character" w:styleId="FootnoteCharactersuser">
+    <w:name w:val="Footnote Characters (user)"/>
     <w:uiPriority w:val="99"/>
     <w:semiHidden/>
     <w:unhideWhenUsed/>
+    <w:qFormat/>
+    <w:rPr>
+      <w:vertAlign w:val="superscript"/>
+    </w:rPr>
+  </w:style>
+  <w:style w:type="character" w:styleId="FootnoteCharacters">
+    <w:name w:val="Footnote Characters"/>
     <w:qFormat/>
     <w:rPr>
       <w:vertAlign w:val="superscript"/>
@@ -12528,11 +12755,18 @@
       <w:szCs w:val="20"/>
     </w:rPr>
   </w:style>
-  <w:style w:type="character" w:styleId="EndnoteCharacters">
-    <w:name w:val="Endnote Characters"/>
+  <w:style w:type="character" w:styleId="EndnoteCharactersuser">
+    <w:name w:val="Endnote Characters (user)"/>
     <w:uiPriority w:val="99"/>
     <w:semiHidden/>
     <w:unhideWhenUsed/>
+    <w:qFormat/>
+    <w:rPr>
+      <w:vertAlign w:val="superscript"/>
+    </w:rPr>
+  </w:style>
+  <w:style w:type="character" w:styleId="EndnoteCharacters">
+    <w:name w:val="Endnote Characters"/>
     <w:qFormat/>
     <w:rPr>
       <w:vertAlign w:val="superscript"/>
@@ -12629,6 +12863,7 @@
     <w:qFormat/>
     <w:pPr>
       <w:widowControl/>
+      <w:suppressAutoHyphens w:val="true"/>
       <w:bidi w:val="0"/>
       <w:spacing w:before="0" w:after="0"/>
       <w:jc w:val="start"/>
@@ -12649,6 +12884,7 @@
     <w:qFormat/>
     <w:pPr>
       <w:widowControl/>
+      <w:suppressAutoHyphens w:val="true"/>
       <w:bidi w:val="0"/>
       <w:spacing w:before="0" w:after="0"/>
       <w:jc w:val="start"/>
